--- a/docs/technical/PLUGIN_ARCHITECTURE.docx
+++ b/docs/technical/PLUGIN_ARCHITECTURE.docx
@@ -2,32 +2,22 @@
 <file path=word/document.xml><?xml version="1.0" encoding="utf-8"?>
 <w:document xmlns:w="http://schemas.openxmlformats.org/wordprocessingml/2006/main" xmlns:m="http://schemas.openxmlformats.org/officeDocument/2006/math" xmlns:r="http://schemas.openxmlformats.org/officeDocument/2006/relationships" xmlns:o="urn:schemas-microsoft-com:office:office" xmlns:v="urn:schemas-microsoft-com:vml" xmlns:w10="urn:schemas-microsoft-com:office:word" xmlns:a="http://schemas.openxmlformats.org/drawingml/2006/main" xmlns:pic="http://schemas.openxmlformats.org/drawingml/2006/picture" xmlns:wp="http://schemas.openxmlformats.org/drawingml/2006/wordprocessingDrawing">
   <w:body>
-    <w:sdt>
-      <w:sdtPr>
-        <w:docPartObj>
-          <w:docPartGallery w:val="Table of Contents"/>
-          <w:docPartUnique/>
-        </w:docPartObj>
-      </w:sdtPr>
-      <w:sdtContent>
-        <w:p>
-          <w:pPr>
-            <w:pStyle w:val="TOCHeading"/>
-          </w:pPr>
-          <w:r>
-            <w:t xml:space="preserve">Table of Contents</w:t>
-          </w:r>
-        </w:p>
-        <w:p>
-          <w:r>
-            <w:fldChar w:fldCharType="begin" w:dirty="true"/>
-            <w:instrText xml:space="preserve">TOC \o "1-3" \h \z \u</w:instrText>
-            <w:fldChar w:fldCharType="separate"/>
-            <w:fldChar w:fldCharType="end"/>
-          </w:r>
-        </w:p>
-      </w:sdtContent>
-    </w:sdt>
+    <w:p>
+      <w:pPr>
+        <w:pStyle w:val="Title"/>
+      </w:pPr>
+      <w:r>
+        <w:t xml:space="preserve">AtoM AHG Plugin Architecture</w:t>
+      </w:r>
+    </w:p>
+    <w:p>
+      <w:pPr>
+        <w:pStyle w:val="Author"/>
+      </w:pPr>
+      <w:r>
+        <w:t xml:space="preserve">The Archive and Heritage Group (Pty) Ltd</w:t>
+      </w:r>
+    </w:p>
     <w:bookmarkStart w:id="41" w:name="atom-ahg-plugin-architecture"/>
     <w:p>
       <w:pPr>
@@ -89,616 +79,519 @@
     </w:p>
     <w:p>
       <w:pPr>
-        <w:pStyle w:val="SourceCode"/>
-      </w:pPr>
-      <w:r>
-        <w:rPr>
-          <w:rStyle w:val="VerbatimChar"/>
-        </w:rPr>
-        <w:t xml:space="preserve">┌─────────────────────────────────────────────────────────────────────────────────┐</w:t>
-      </w:r>
-      <w:r>
-        <w:br/>
-      </w:r>
-      <w:r>
-        <w:rPr>
-          <w:rStyle w:val="VerbatimChar"/>
-        </w:rPr>
-        <w:t xml:space="preserve">│                              AtoM AHG STACK                                      │</w:t>
-      </w:r>
-      <w:r>
-        <w:br/>
-      </w:r>
-      <w:r>
-        <w:rPr>
-          <w:rStyle w:val="VerbatimChar"/>
-        </w:rPr>
-        <w:t xml:space="preserve">├─────────────────────────────────────────────────────────────────────────────────┤</w:t>
-      </w:r>
-      <w:r>
-        <w:br/>
-      </w:r>
-      <w:r>
-        <w:rPr>
-          <w:rStyle w:val="VerbatimChar"/>
-        </w:rPr>
-        <w:t xml:space="preserve">│                                                                                  │</w:t>
-      </w:r>
-      <w:r>
-        <w:br/>
-      </w:r>
-      <w:r>
-        <w:rPr>
-          <w:rStyle w:val="VerbatimChar"/>
-        </w:rPr>
-        <w:t xml:space="preserve">│  ┌────────────────────────────────────────────────────────────────────────────┐ │</w:t>
-      </w:r>
-      <w:r>
-        <w:br/>
-      </w:r>
-      <w:r>
-        <w:rPr>
-          <w:rStyle w:val="VerbatimChar"/>
-        </w:rPr>
-        <w:t xml:space="preserve">│  │                        PRESENTATION LAYER                                   │ │</w:t>
-      </w:r>
-      <w:r>
-        <w:br/>
-      </w:r>
-      <w:r>
-        <w:rPr>
-          <w:rStyle w:val="VerbatimChar"/>
-        </w:rPr>
-        <w:t xml:space="preserve">│  │  ┌─────────────────┐  ┌─────────────────┐  ┌─────────────────────────────┐ │ │</w:t>
-      </w:r>
-      <w:r>
-        <w:br/>
-      </w:r>
-      <w:r>
-        <w:rPr>
-          <w:rStyle w:val="VerbatimChar"/>
-        </w:rPr>
-        <w:t xml:space="preserve">│  │  │ ahgThemeB5Plugin│  │ Templates (PHP) │  │ Assets (CSS/JS via Webpack) │ │ │</w:t>
-      </w:r>
-      <w:r>
-        <w:br/>
-      </w:r>
-      <w:r>
-        <w:rPr>
-          <w:rStyle w:val="VerbatimChar"/>
-        </w:rPr>
-        <w:t xml:space="preserve">│  │  │ (Bootstrap 5)   │  │ Symfony 1.x     │  │ web/dist/                   │ │ │</w:t>
-      </w:r>
-      <w:r>
-        <w:br/>
-      </w:r>
-      <w:r>
-        <w:rPr>
-          <w:rStyle w:val="VerbatimChar"/>
-        </w:rPr>
-        <w:t xml:space="preserve">│  │  └─────────────────┘  └─────────────────┘  └─────────────────────────────┘ │ │</w:t>
-      </w:r>
-      <w:r>
-        <w:br/>
-      </w:r>
-      <w:r>
-        <w:rPr>
-          <w:rStyle w:val="VerbatimChar"/>
-        </w:rPr>
-        <w:t xml:space="preserve">│  └────────────────────────────────────────────────────────────────────────────┘ │</w:t>
-      </w:r>
-      <w:r>
-        <w:br/>
-      </w:r>
-      <w:r>
-        <w:rPr>
-          <w:rStyle w:val="VerbatimChar"/>
-        </w:rPr>
-        <w:t xml:space="preserve">│                                      │                                           │</w:t>
-      </w:r>
-      <w:r>
-        <w:br/>
-      </w:r>
-      <w:r>
-        <w:rPr>
-          <w:rStyle w:val="VerbatimChar"/>
-        </w:rPr>
-        <w:t xml:space="preserve">│                                      ▼                                           │</w:t>
-      </w:r>
-      <w:r>
-        <w:br/>
-      </w:r>
-      <w:r>
-        <w:rPr>
-          <w:rStyle w:val="VerbatimChar"/>
-        </w:rPr>
-        <w:t xml:space="preserve">│  ┌────────────────────────────────────────────────────────────────────────────┐ │</w:t>
-      </w:r>
-      <w:r>
-        <w:br/>
-      </w:r>
-      <w:r>
-        <w:rPr>
-          <w:rStyle w:val="VerbatimChar"/>
-        </w:rPr>
-        <w:t xml:space="preserve">│  │                         MODULE LAYER                                        │ │</w:t>
-      </w:r>
-      <w:r>
-        <w:br/>
-      </w:r>
-      <w:r>
-        <w:rPr>
-          <w:rStyle w:val="VerbatimChar"/>
-        </w:rPr>
-        <w:t xml:space="preserve">│  │                                                                             │ │</w:t>
-      </w:r>
-      <w:r>
-        <w:br/>
-      </w:r>
-      <w:r>
-        <w:rPr>
-          <w:rStyle w:val="VerbatimChar"/>
-        </w:rPr>
-        <w:t xml:space="preserve">│  │  ┌───────────────┐ ┌───────────────┐ ┌───────────────┐ ┌───────────────┐  │ │</w:t>
-      </w:r>
-      <w:r>
-        <w:br/>
-      </w:r>
-      <w:r>
-        <w:rPr>
-          <w:rStyle w:val="VerbatimChar"/>
-        </w:rPr>
-        <w:t xml:space="preserve">│  │  │ahgDisplayPlugin│ │ahgSettingsPlug│ │ahgSecurityPlug│ │ Sector Plugins │  │ │</w:t>
-      </w:r>
-      <w:r>
-        <w:br/>
-      </w:r>
-      <w:r>
-        <w:rPr>
-          <w:rStyle w:val="VerbatimChar"/>
-        </w:rPr>
-        <w:t xml:space="preserve">│  │  │(informationobj,│ │(settings      │ │(accessFilter, │ │(museum,library,│  │ │</w:t>
-      </w:r>
-      <w:r>
-        <w:br/>
-      </w:r>
-      <w:r>
-        <w:rPr>
-          <w:rStyle w:val="VerbatimChar"/>
-        </w:rPr>
-        <w:t xml:space="preserve">│  │  │ digitalobject) │ │ module)       │ │ securityClear)│ │ gallery, dam)  │  │ │</w:t>
-      </w:r>
-      <w:r>
-        <w:br/>
-      </w:r>
-      <w:r>
-        <w:rPr>
-          <w:rStyle w:val="VerbatimChar"/>
-        </w:rPr>
-        <w:t xml:space="preserve">│  │  └───────────────┘ └───────────────┘ └───────────────┘ └───────────────┘  │ │</w:t>
-      </w:r>
-      <w:r>
-        <w:br/>
-      </w:r>
-      <w:r>
-        <w:rPr>
-          <w:rStyle w:val="VerbatimChar"/>
-        </w:rPr>
-        <w:t xml:space="preserve">│  │                                                                             │ │</w:t>
-      </w:r>
-      <w:r>
-        <w:br/>
-      </w:r>
-      <w:r>
-        <w:rPr>
-          <w:rStyle w:val="VerbatimChar"/>
-        </w:rPr>
-        <w:t xml:space="preserve">│  │  RULE: Each module has exactly ONE owner plugin for actions/*.php          │ │</w:t>
-      </w:r>
-      <w:r>
-        <w:br/>
-      </w:r>
-      <w:r>
-        <w:rPr>
-          <w:rStyle w:val="VerbatimChar"/>
-        </w:rPr>
-        <w:t xml:space="preserve">│  └────────────────────────────────────────────────────────────────────────────┘ │</w:t>
-      </w:r>
-      <w:r>
-        <w:br/>
-      </w:r>
-      <w:r>
-        <w:rPr>
-          <w:rStyle w:val="VerbatimChar"/>
-        </w:rPr>
-        <w:t xml:space="preserve">│                                      │                                           │</w:t>
-      </w:r>
-      <w:r>
-        <w:br/>
-      </w:r>
-      <w:r>
-        <w:rPr>
-          <w:rStyle w:val="VerbatimChar"/>
-        </w:rPr>
-        <w:t xml:space="preserve">│                                      ▼                                           │</w:t>
-      </w:r>
-      <w:r>
-        <w:br/>
-      </w:r>
-      <w:r>
-        <w:rPr>
-          <w:rStyle w:val="VerbatimChar"/>
-        </w:rPr>
-        <w:t xml:space="preserve">│  ┌────────────────────────────────────────────────────────────────────────────┐ │</w:t>
-      </w:r>
-      <w:r>
-        <w:br/>
-      </w:r>
-      <w:r>
-        <w:rPr>
-          <w:rStyle w:val="VerbatimChar"/>
-        </w:rPr>
-        <w:t xml:space="preserve">│  │                       EXTENSION SURFACE                                     │ │</w:t>
-      </w:r>
-      <w:r>
-        <w:br/>
-      </w:r>
-      <w:r>
-        <w:rPr>
-          <w:rStyle w:val="VerbatimChar"/>
-        </w:rPr>
-        <w:t xml:space="preserve">│  │  ┌──────────────┐ ┌──────────────┐ ┌──────────────┐ ┌──────────────────┐  │ │</w:t>
-      </w:r>
-      <w:r>
-        <w:br/>
-      </w:r>
-      <w:r>
-        <w:rPr>
-          <w:rStyle w:val="VerbatimChar"/>
-        </w:rPr>
-        <w:t xml:space="preserve">│  │  │  AhgHooks    │ │AhgCapabilities│ │  AhgPanels   │ │ AhgSectorProfile │  │ │</w:t>
-      </w:r>
-      <w:r>
-        <w:br/>
-      </w:r>
-      <w:r>
-        <w:rPr>
-          <w:rStyle w:val="VerbatimChar"/>
-        </w:rPr>
-        <w:t xml:space="preserve">│  │  │  (events)    │ │  (features)   │ │  (UI slots)  │ │  (labels/vocab)  │  │ │</w:t>
-      </w:r>
-      <w:r>
-        <w:br/>
-      </w:r>
-      <w:r>
-        <w:rPr>
-          <w:rStyle w:val="VerbatimChar"/>
-        </w:rPr>
-        <w:t xml:space="preserve">│  │  └──────────────┘ └──────────────┘ └──────────────┘ └──────────────────┘  │ │</w:t>
-      </w:r>
-      <w:r>
-        <w:br/>
-      </w:r>
-      <w:r>
-        <w:rPr>
-          <w:rStyle w:val="VerbatimChar"/>
-        </w:rPr>
-        <w:t xml:space="preserve">│  │                         ahgCorePlugin/lib/                                  │ │</w:t>
-      </w:r>
-      <w:r>
-        <w:br/>
-      </w:r>
-      <w:r>
-        <w:rPr>
-          <w:rStyle w:val="VerbatimChar"/>
-        </w:rPr>
-        <w:t xml:space="preserve">│  └────────────────────────────────────────────────────────────────────────────┘ │</w:t>
-      </w:r>
-      <w:r>
-        <w:br/>
-      </w:r>
-      <w:r>
-        <w:rPr>
-          <w:rStyle w:val="VerbatimChar"/>
-        </w:rPr>
-        <w:t xml:space="preserve">│                                      │                                           │</w:t>
-      </w:r>
-      <w:r>
-        <w:br/>
-      </w:r>
-      <w:r>
-        <w:rPr>
-          <w:rStyle w:val="VerbatimChar"/>
-        </w:rPr>
-        <w:t xml:space="preserve">│                                      ▼                                           │</w:t>
-      </w:r>
-      <w:r>
-        <w:br/>
-      </w:r>
-      <w:r>
-        <w:rPr>
-          <w:rStyle w:val="VerbatimChar"/>
-        </w:rPr>
-        <w:t xml:space="preserve">│  ┌────────────────────────────────────────────────────────────────────────────┐ │</w:t>
-      </w:r>
-      <w:r>
-        <w:br/>
-      </w:r>
-      <w:r>
-        <w:rPr>
-          <w:rStyle w:val="VerbatimChar"/>
-        </w:rPr>
-        <w:t xml:space="preserve">│  │                        SERVICE LAYER                                        │ │</w:t>
-      </w:r>
-      <w:r>
-        <w:br/>
-      </w:r>
-      <w:r>
-        <w:rPr>
-          <w:rStyle w:val="VerbatimChar"/>
-        </w:rPr>
-        <w:t xml:space="preserve">│  │  ┌────────────────────────────────────────────────────────────────────┐   │ │</w:t>
-      </w:r>
-      <w:r>
-        <w:br/>
-      </w:r>
-      <w:r>
-        <w:rPr>
-          <w:rStyle w:val="VerbatimChar"/>
-        </w:rPr>
-        <w:t xml:space="preserve">│  │  │                      atom-framework                                 │   │ │</w:t>
-      </w:r>
-      <w:r>
-        <w:br/>
-      </w:r>
-      <w:r>
-        <w:rPr>
-          <w:rStyle w:val="VerbatimChar"/>
-        </w:rPr>
-        <w:t xml:space="preserve">│  │  │  ┌──────────────┐ ┌──────────────┐ ┌──────────────┐ ┌────────────┐ │   │ │</w:t>
-      </w:r>
-      <w:r>
-        <w:br/>
-      </w:r>
-      <w:r>
-        <w:rPr>
-          <w:rStyle w:val="VerbatimChar"/>
-        </w:rPr>
-        <w:t xml:space="preserve">│  │  │  │ExtensionMgr  │ │MigrationHndlr│ │PluginFetcher │ │DataHandler │ │   │ │</w:t>
-      </w:r>
-      <w:r>
-        <w:br/>
-      </w:r>
-      <w:r>
-        <w:rPr>
-          <w:rStyle w:val="VerbatimChar"/>
-        </w:rPr>
-        <w:t xml:space="preserve">│  │  │  └──────────────┘ └──────────────┘ └──────────────┘ └────────────┘ │   │ │</w:t>
-      </w:r>
-      <w:r>
-        <w:br/>
-      </w:r>
-      <w:r>
-        <w:rPr>
-          <w:rStyle w:val="VerbatimChar"/>
-        </w:rPr>
-        <w:t xml:space="preserve">│  │  │                                                                     │   │ │</w:t>
-      </w:r>
-      <w:r>
-        <w:br/>
-      </w:r>
-      <w:r>
-        <w:rPr>
-          <w:rStyle w:val="VerbatimChar"/>
-        </w:rPr>
-        <w:t xml:space="preserve">│  │  │  ┌──────────────────────────────────────────────────────────────┐  │   │ │</w:t>
-      </w:r>
-      <w:r>
-        <w:br/>
-      </w:r>
-      <w:r>
-        <w:rPr>
-          <w:rStyle w:val="VerbatimChar"/>
-        </w:rPr>
-        <w:t xml:space="preserve">│  │  │  │          Laravel Query Builder (Illuminate\Database)         │  │   │ │</w:t>
-      </w:r>
-      <w:r>
-        <w:br/>
-      </w:r>
-      <w:r>
-        <w:rPr>
-          <w:rStyle w:val="VerbatimChar"/>
-        </w:rPr>
-        <w:t xml:space="preserve">│  │  │  └──────────────────────────────────────────────────────────────┘  │   │ │</w:t>
-      </w:r>
-      <w:r>
-        <w:br/>
-      </w:r>
-      <w:r>
-        <w:rPr>
-          <w:rStyle w:val="VerbatimChar"/>
-        </w:rPr>
-        <w:t xml:space="preserve">│  │  └────────────────────────────────────────────────────────────────────┘   │ │</w:t>
-      </w:r>
-      <w:r>
-        <w:br/>
-      </w:r>
-      <w:r>
-        <w:rPr>
-          <w:rStyle w:val="VerbatimChar"/>
-        </w:rPr>
-        <w:t xml:space="preserve">│  └────────────────────────────────────────────────────────────────────────────┘ │</w:t>
-      </w:r>
-      <w:r>
-        <w:br/>
-      </w:r>
-      <w:r>
-        <w:rPr>
-          <w:rStyle w:val="VerbatimChar"/>
-        </w:rPr>
-        <w:t xml:space="preserve">│                                      │                                           │</w:t>
-      </w:r>
-      <w:r>
-        <w:br/>
-      </w:r>
-      <w:r>
-        <w:rPr>
-          <w:rStyle w:val="VerbatimChar"/>
-        </w:rPr>
-        <w:t xml:space="preserve">│                                      ▼                                           │</w:t>
-      </w:r>
-      <w:r>
-        <w:br/>
-      </w:r>
-      <w:r>
-        <w:rPr>
-          <w:rStyle w:val="VerbatimChar"/>
-        </w:rPr>
-        <w:t xml:space="preserve">│  ┌────────────────────────────────────────────────────────────────────────────┐ │</w:t>
-      </w:r>
-      <w:r>
-        <w:br/>
-      </w:r>
-      <w:r>
-        <w:rPr>
-          <w:rStyle w:val="VerbatimChar"/>
-        </w:rPr>
-        <w:t xml:space="preserve">│  │                         DATA LAYER                                          │ │</w:t>
-      </w:r>
-      <w:r>
-        <w:br/>
-      </w:r>
-      <w:r>
-        <w:rPr>
-          <w:rStyle w:val="VerbatimChar"/>
-        </w:rPr>
-        <w:t xml:space="preserve">│  │  ┌─────────────────────────┐    ┌─────────────────────────────────────┐   │ │</w:t>
-      </w:r>
-      <w:r>
-        <w:br/>
-      </w:r>
-      <w:r>
-        <w:rPr>
-          <w:rStyle w:val="VerbatimChar"/>
-        </w:rPr>
-        <w:t xml:space="preserve">│  │  │   AtoM Core Tables      │    │       AHG Extension Tables          │   │ │</w:t>
-      </w:r>
-      <w:r>
-        <w:br/>
-      </w:r>
-      <w:r>
-        <w:rPr>
-          <w:rStyle w:val="VerbatimChar"/>
-        </w:rPr>
-        <w:t xml:space="preserve">│  │  │   (Propel ORM)          │    │       (Laravel Query Builder)       │   │ │</w:t>
-      </w:r>
-      <w:r>
-        <w:br/>
-      </w:r>
-      <w:r>
-        <w:rPr>
-          <w:rStyle w:val="VerbatimChar"/>
-        </w:rPr>
-        <w:t xml:space="preserve">│  │  │                         │    │                                     │   │ │</w:t>
-      </w:r>
-      <w:r>
-        <w:br/>
-      </w:r>
-      <w:r>
-        <w:rPr>
-          <w:rStyle w:val="VerbatimChar"/>
-        </w:rPr>
-        <w:t xml:space="preserve">│  │  │   information_object    │    │   atom_plugin                       │   │ │</w:t>
-      </w:r>
-      <w:r>
-        <w:br/>
-      </w:r>
-      <w:r>
-        <w:rPr>
-          <w:rStyle w:val="VerbatimChar"/>
-        </w:rPr>
-        <w:t xml:space="preserve">│  │  │   actor                 │    │   audit_log                         │   │ │</w:t>
-      </w:r>
-      <w:r>
-        <w:br/>
-      </w:r>
-      <w:r>
-        <w:rPr>
-          <w:rStyle w:val="VerbatimChar"/>
-        </w:rPr>
-        <w:t xml:space="preserve">│  │  │   digital_object        │    │   privacy_breach                    │   │ │</w:t>
-      </w:r>
-      <w:r>
-        <w:br/>
-      </w:r>
-      <w:r>
-        <w:rPr>
-          <w:rStyle w:val="VerbatimChar"/>
-        </w:rPr>
-        <w:t xml:space="preserve">│  │  │   term, taxonomy        │    │   condition_assessment              │   │ │</w:t>
-      </w:r>
-      <w:r>
-        <w:br/>
-      </w:r>
-      <w:r>
-        <w:rPr>
-          <w:rStyle w:val="VerbatimChar"/>
-        </w:rPr>
-        <w:t xml:space="preserve">│  │  │   repository            │    │   heritage_asset                    │   │ │</w:t>
-      </w:r>
-      <w:r>
-        <w:br/>
-      </w:r>
-      <w:r>
-        <w:rPr>
-          <w:rStyle w:val="VerbatimChar"/>
-        </w:rPr>
-        <w:t xml:space="preserve">│  │  │   user, acl_*           │    │   loan_*, research_*                │   │ │</w:t>
-      </w:r>
-      <w:r>
-        <w:br/>
-      </w:r>
-      <w:r>
-        <w:rPr>
-          <w:rStyle w:val="VerbatimChar"/>
-        </w:rPr>
-        <w:t xml:space="preserve">│  │  └─────────────────────────┘    └─────────────────────────────────────┘   │ │</w:t>
-      </w:r>
-      <w:r>
-        <w:br/>
-      </w:r>
-      <w:r>
-        <w:rPr>
-          <w:rStyle w:val="VerbatimChar"/>
-        </w:rPr>
-        <w:t xml:space="preserve">│  │                                                                             │ │</w:t>
-      </w:r>
-      <w:r>
-        <w:br/>
-      </w:r>
-      <w:r>
-        <w:rPr>
-          <w:rStyle w:val="VerbatimChar"/>
-        </w:rPr>
-        <w:t xml:space="preserve">│  │                            MySQL 8 Database                                 │ │</w:t>
-      </w:r>
-      <w:r>
-        <w:br/>
-      </w:r>
-      <w:r>
-        <w:rPr>
-          <w:rStyle w:val="VerbatimChar"/>
-        </w:rPr>
-        <w:t xml:space="preserve">│  └────────────────────────────────────────────────────────────────────────────┘ │</w:t>
-      </w:r>
-      <w:r>
-        <w:br/>
-      </w:r>
-      <w:r>
-        <w:rPr>
-          <w:rStyle w:val="VerbatimChar"/>
-        </w:rPr>
-        <w:t xml:space="preserve">└─────────────────────────────────────────────────────────────────────────────────┘</w:t>
+        <w:pStyle w:val="FirstParagraph"/>
+      </w:pPr>
+      <w:r>
+        <w:t xml:space="preserve">AtoM</w:t>
+      </w:r>
+      <w:r>
+        <w:t xml:space="preserve">AHG</w:t>
+      </w:r>
+      <w:r>
+        <w:t xml:space="preserve">STACK</w:t>
+      </w:r>
+      <w:r>
+        <w:t xml:space="preserve">PRESENTATION</w:t>
+      </w:r>
+      <w:r>
+        <w:t xml:space="preserve">LAYER</w:t>
+      </w:r>
+      <w:r>
+        <w:t xml:space="preserve">ahgThemeB5Plugin</w:t>
+      </w:r>
+      <w:r>
+        <w:t xml:space="preserve">Templates</w:t>
+      </w:r>
+      <w:r>
+        <w:t xml:space="preserve">(PHP)</w:t>
+      </w:r>
+      <w:r>
+        <w:t xml:space="preserve">Assets</w:t>
+      </w:r>
+      <w:r>
+        <w:t xml:space="preserve">(CSS/JS</w:t>
+      </w:r>
+      <w:r>
+        <w:t xml:space="preserve">via</w:t>
+      </w:r>
+      <w:r>
+        <w:t xml:space="preserve">Webpack)</w:t>
+      </w:r>
+      <w:r>
+        <w:t xml:space="preserve">(Bootstrap</w:t>
+      </w:r>
+      <w:r>
+        <w:t xml:space="preserve">5)</w:t>
+      </w:r>
+      <w:r>
+        <w:t xml:space="preserve">Symfony</w:t>
+      </w:r>
+      <w:r>
+        <w:t xml:space="preserve">1.x</w:t>
+      </w:r>
+      <w:r>
+        <w:t xml:space="preserve">web/dist/</w:t>
+      </w:r>
+      <w:r>
+        <w:t xml:space="preserve">MODULE</w:t>
+      </w:r>
+      <w:r>
+        <w:t xml:space="preserve">LAYER</w:t>
+      </w:r>
+      <w:r>
+        <w:t xml:space="preserve">ahgDisplayPlugin</w:t>
+      </w:r>
+      <w:r>
+        <w:t xml:space="preserve">ahgSettingsPlug</w:t>
+      </w:r>
+      <w:r>
+        <w:t xml:space="preserve">ahgSecurityPlug</w:t>
+      </w:r>
+      <w:r>
+        <w:t xml:space="preserve">Sector</w:t>
+      </w:r>
+      <w:r>
+        <w:t xml:space="preserve">Plugins</w:t>
+      </w:r>
+      <w:r>
+        <w:t xml:space="preserve">(informationobj,</w:t>
+      </w:r>
+      <w:r>
+        <w:t xml:space="preserve">(settings</w:t>
+      </w:r>
+      <w:r>
+        <w:t xml:space="preserve">(accessFilter,</w:t>
+      </w:r>
+      <w:r>
+        <w:t xml:space="preserve">(museum,library,</w:t>
+      </w:r>
+      <w:r>
+        <w:t xml:space="preserve">digitalobject)</w:t>
+      </w:r>
+      <w:r>
+        <w:t xml:space="preserve">module)</w:t>
+      </w:r>
+      <w:r>
+        <w:t xml:space="preserve">securityClear)</w:t>
+      </w:r>
+      <w:r>
+        <w:t xml:space="preserve">gallery,</w:t>
+      </w:r>
+      <w:r>
+        <w:t xml:space="preserve">dam)</w:t>
+      </w:r>
+      <w:r>
+        <w:t xml:space="preserve">RULE:</w:t>
+      </w:r>
+      <w:r>
+        <w:t xml:space="preserve">Each</w:t>
+      </w:r>
+      <w:r>
+        <w:t xml:space="preserve">module</w:t>
+      </w:r>
+      <w:r>
+        <w:t xml:space="preserve">has</w:t>
+      </w:r>
+      <w:r>
+        <w:t xml:space="preserve">exactly</w:t>
+      </w:r>
+      <w:r>
+        <w:t xml:space="preserve">ONE</w:t>
+      </w:r>
+      <w:r>
+        <w:t xml:space="preserve">owner</w:t>
+      </w:r>
+      <w:r>
+        <w:t xml:space="preserve">plugin</w:t>
+      </w:r>
+      <w:r>
+        <w:t xml:space="preserve">for</w:t>
+      </w:r>
+      <w:r>
+        <w:t xml:space="preserve">actions/</w:t>
+      </w:r>
+      <w:r>
+        <w:rPr>
+          <w:iCs/>
+          <w:i/>
+        </w:rPr>
+        <w:t xml:space="preserve">.php</w:t>
+      </w:r>
+      <w:r>
+        <w:rPr>
+          <w:iCs/>
+          <w:i/>
+        </w:rPr>
+        <w:t xml:space="preserve">EXTENSION</w:t>
+      </w:r>
+      <w:r>
+        <w:rPr>
+          <w:iCs/>
+          <w:i/>
+        </w:rPr>
+        <w:t xml:space="preserve">SURFACE</w:t>
+      </w:r>
+      <w:r>
+        <w:rPr>
+          <w:iCs/>
+          <w:i/>
+        </w:rPr>
+        <w:t xml:space="preserve">AhgHooks</w:t>
+      </w:r>
+      <w:r>
+        <w:rPr>
+          <w:iCs/>
+          <w:i/>
+        </w:rPr>
+        <w:t xml:space="preserve">AhgCapabilities</w:t>
+      </w:r>
+      <w:r>
+        <w:rPr>
+          <w:iCs/>
+          <w:i/>
+        </w:rPr>
+        <w:t xml:space="preserve">AhgPanels</w:t>
+      </w:r>
+      <w:r>
+        <w:rPr>
+          <w:iCs/>
+          <w:i/>
+        </w:rPr>
+        <w:t xml:space="preserve">AhgSectorProfile</w:t>
+      </w:r>
+      <w:r>
+        <w:rPr>
+          <w:iCs/>
+          <w:i/>
+        </w:rPr>
+        <w:t xml:space="preserve">(events)</w:t>
+      </w:r>
+      <w:r>
+        <w:rPr>
+          <w:iCs/>
+          <w:i/>
+        </w:rPr>
+        <w:t xml:space="preserve">(features)</w:t>
+      </w:r>
+      <w:r>
+        <w:rPr>
+          <w:iCs/>
+          <w:i/>
+        </w:rPr>
+        <w:t xml:space="preserve">(UI</w:t>
+      </w:r>
+      <w:r>
+        <w:rPr>
+          <w:iCs/>
+          <w:i/>
+        </w:rPr>
+        <w:t xml:space="preserve">slots)</w:t>
+      </w:r>
+      <w:r>
+        <w:rPr>
+          <w:iCs/>
+          <w:i/>
+        </w:rPr>
+        <w:t xml:space="preserve">(labels/vocab)</w:t>
+      </w:r>
+      <w:r>
+        <w:rPr>
+          <w:iCs/>
+          <w:i/>
+        </w:rPr>
+        <w:t xml:space="preserve">ahgCorePlugin/lib/</w:t>
+      </w:r>
+      <w:r>
+        <w:rPr>
+          <w:iCs/>
+          <w:i/>
+        </w:rPr>
+        <w:t xml:space="preserve">SERVICE</w:t>
+      </w:r>
+      <w:r>
+        <w:rPr>
+          <w:iCs/>
+          <w:i/>
+        </w:rPr>
+        <w:t xml:space="preserve">LAYER</w:t>
+      </w:r>
+      <w:r>
+        <w:rPr>
+          <w:iCs/>
+          <w:i/>
+        </w:rPr>
+        <w:t xml:space="preserve">atom-framework</w:t>
+      </w:r>
+      <w:r>
+        <w:rPr>
+          <w:iCs/>
+          <w:i/>
+        </w:rPr>
+        <w:t xml:space="preserve">ExtensionMgr</w:t>
+      </w:r>
+      <w:r>
+        <w:rPr>
+          <w:iCs/>
+          <w:i/>
+        </w:rPr>
+        <w:t xml:space="preserve">MigrationHndlr</w:t>
+      </w:r>
+      <w:r>
+        <w:rPr>
+          <w:iCs/>
+          <w:i/>
+        </w:rPr>
+        <w:t xml:space="preserve">PluginFetcher</w:t>
+      </w:r>
+      <w:r>
+        <w:rPr>
+          <w:iCs/>
+          <w:i/>
+        </w:rPr>
+        <w:t xml:space="preserve">DataHandler</w:t>
+      </w:r>
+      <w:r>
+        <w:rPr>
+          <w:iCs/>
+          <w:i/>
+        </w:rPr>
+        <w:t xml:space="preserve">Laravel</w:t>
+      </w:r>
+      <w:r>
+        <w:rPr>
+          <w:iCs/>
+          <w:i/>
+        </w:rPr>
+        <w:t xml:space="preserve">Query</w:t>
+      </w:r>
+      <w:r>
+        <w:rPr>
+          <w:iCs/>
+          <w:i/>
+        </w:rPr>
+        <w:t xml:space="preserve">Builder</w:t>
+      </w:r>
+      <w:r>
+        <w:rPr>
+          <w:iCs/>
+          <w:i/>
+        </w:rPr>
+        <w:t xml:space="preserve">(Illuminate</w:t>
+      </w:r>
+      <w:r>
+        <w:rPr>
+          <w:iCs/>
+          <w:i/>
+        </w:rPr>
+        <w:t xml:space="preserve">)</w:t>
+      </w:r>
+      <w:r>
+        <w:rPr>
+          <w:iCs/>
+          <w:i/>
+        </w:rPr>
+        <w:t xml:space="preserve">DATA</w:t>
+      </w:r>
+      <w:r>
+        <w:rPr>
+          <w:iCs/>
+          <w:i/>
+        </w:rPr>
+        <w:t xml:space="preserve">LAYER</w:t>
+      </w:r>
+      <w:r>
+        <w:rPr>
+          <w:iCs/>
+          <w:i/>
+        </w:rPr>
+        <w:t xml:space="preserve">AtoM</w:t>
+      </w:r>
+      <w:r>
+        <w:rPr>
+          <w:iCs/>
+          <w:i/>
+        </w:rPr>
+        <w:t xml:space="preserve">Core</w:t>
+      </w:r>
+      <w:r>
+        <w:rPr>
+          <w:iCs/>
+          <w:i/>
+        </w:rPr>
+        <w:t xml:space="preserve">Tables</w:t>
+      </w:r>
+      <w:r>
+        <w:rPr>
+          <w:iCs/>
+          <w:i/>
+        </w:rPr>
+        <w:t xml:space="preserve">AHG</w:t>
+      </w:r>
+      <w:r>
+        <w:rPr>
+          <w:iCs/>
+          <w:i/>
+        </w:rPr>
+        <w:t xml:space="preserve">Extension</w:t>
+      </w:r>
+      <w:r>
+        <w:rPr>
+          <w:iCs/>
+          <w:i/>
+        </w:rPr>
+        <w:t xml:space="preserve">Tables</w:t>
+      </w:r>
+      <w:r>
+        <w:rPr>
+          <w:iCs/>
+          <w:i/>
+        </w:rPr>
+        <w:t xml:space="preserve">(Propel</w:t>
+      </w:r>
+      <w:r>
+        <w:rPr>
+          <w:iCs/>
+          <w:i/>
+        </w:rPr>
+        <w:t xml:space="preserve">ORM)</w:t>
+      </w:r>
+      <w:r>
+        <w:rPr>
+          <w:iCs/>
+          <w:i/>
+        </w:rPr>
+        <w:t xml:space="preserve">(Laravel</w:t>
+      </w:r>
+      <w:r>
+        <w:rPr>
+          <w:iCs/>
+          <w:i/>
+        </w:rPr>
+        <w:t xml:space="preserve">Query</w:t>
+      </w:r>
+      <w:r>
+        <w:rPr>
+          <w:iCs/>
+          <w:i/>
+        </w:rPr>
+        <w:t xml:space="preserve">Builder)</w:t>
+      </w:r>
+      <w:r>
+        <w:rPr>
+          <w:iCs/>
+          <w:i/>
+        </w:rPr>
+        <w:t xml:space="preserve">information_object</w:t>
+      </w:r>
+      <w:r>
+        <w:rPr>
+          <w:iCs/>
+          <w:i/>
+        </w:rPr>
+        <w:t xml:space="preserve">atom_plugin</w:t>
+      </w:r>
+      <w:r>
+        <w:rPr>
+          <w:iCs/>
+          <w:i/>
+        </w:rPr>
+        <w:t xml:space="preserve">actor</w:t>
+      </w:r>
+      <w:r>
+        <w:rPr>
+          <w:iCs/>
+          <w:i/>
+        </w:rPr>
+        <w:t xml:space="preserve">audit_log</w:t>
+      </w:r>
+      <w:r>
+        <w:rPr>
+          <w:iCs/>
+          <w:i/>
+        </w:rPr>
+        <w:t xml:space="preserve">digital_object</w:t>
+      </w:r>
+      <w:r>
+        <w:rPr>
+          <w:iCs/>
+          <w:i/>
+        </w:rPr>
+        <w:t xml:space="preserve">privacy_breach</w:t>
+      </w:r>
+      <w:r>
+        <w:rPr>
+          <w:iCs/>
+          <w:i/>
+        </w:rPr>
+        <w:t xml:space="preserve">term,</w:t>
+      </w:r>
+      <w:r>
+        <w:rPr>
+          <w:iCs/>
+          <w:i/>
+        </w:rPr>
+        <w:t xml:space="preserve">taxonomy</w:t>
+      </w:r>
+      <w:r>
+        <w:rPr>
+          <w:iCs/>
+          <w:i/>
+        </w:rPr>
+        <w:t xml:space="preserve">condition_assessment</w:t>
+      </w:r>
+      <w:r>
+        <w:rPr>
+          <w:iCs/>
+          <w:i/>
+        </w:rPr>
+        <w:t xml:space="preserve">repository</w:t>
+      </w:r>
+      <w:r>
+        <w:rPr>
+          <w:iCs/>
+          <w:i/>
+        </w:rPr>
+        <w:t xml:space="preserve">heritage_asset</w:t>
+      </w:r>
+      <w:r>
+        <w:rPr>
+          <w:iCs/>
+          <w:i/>
+        </w:rPr>
+        <w:t xml:space="preserve">user,</w:t>
+      </w:r>
+      <w:r>
+        <w:rPr>
+          <w:iCs/>
+          <w:i/>
+        </w:rPr>
+        <w:t xml:space="preserve">acl_</w:t>
+      </w:r>
+      <w:r>
+        <w:t xml:space="preserve">loan_</w:t>
+      </w:r>
+      <w:r>
+        <w:rPr>
+          <w:iCs/>
+          <w:i/>
+        </w:rPr>
+        <w:t xml:space="preserve">,</w:t>
+      </w:r>
+      <w:r>
+        <w:rPr>
+          <w:iCs/>
+          <w:i/>
+        </w:rPr>
+        <w:t xml:space="preserve">research_</w:t>
+      </w:r>
+      <w:r>
+        <w:t xml:space="preserve">MySQL</w:t>
+      </w:r>
+      <w:r>
+        <w:t xml:space="preserve">8</w:t>
+      </w:r>
+      <w:r>
+        <w:t xml:space="preserve">Database</w:t>
       </w:r>
     </w:p>
     <w:bookmarkStart w:id="21" w:name="heratio-dual-mode"/>
@@ -809,256 +702,268 @@
     </w:p>
     <w:p>
       <w:pPr>
-        <w:pStyle w:val="SourceCode"/>
-      </w:pPr>
-      <w:r>
-        <w:rPr>
-          <w:rStyle w:val="VerbatimChar"/>
-        </w:rPr>
-        <w:t xml:space="preserve">┌─────────────────────────────────────────────────────────────────────────────────┐</w:t>
-      </w:r>
-      <w:r>
-        <w:br/>
-      </w:r>
-      <w:r>
-        <w:rPr>
-          <w:rStyle w:val="VerbatimChar"/>
-        </w:rPr>
-        <w:t xml:space="preserve">│                           PLUGIN CLASSIFICATION                                  │</w:t>
-      </w:r>
-      <w:r>
-        <w:br/>
-      </w:r>
-      <w:r>
-        <w:rPr>
-          <w:rStyle w:val="VerbatimChar"/>
-        </w:rPr>
-        <w:t xml:space="preserve">├─────────────────────────────────────────────────────────────────────────────────┤</w:t>
-      </w:r>
-      <w:r>
-        <w:br/>
-      </w:r>
-      <w:r>
-        <w:rPr>
-          <w:rStyle w:val="VerbatimChar"/>
-        </w:rPr>
-        <w:t xml:space="preserve">│                                                                                  │</w:t>
-      </w:r>
-      <w:r>
-        <w:br/>
-      </w:r>
-      <w:r>
-        <w:rPr>
-          <w:rStyle w:val="VerbatimChar"/>
-        </w:rPr>
-        <w:t xml:space="preserve">│  CORE (Required, Locked)                                                         │</w:t>
-      </w:r>
-      <w:r>
-        <w:br/>
-      </w:r>
-      <w:r>
-        <w:rPr>
-          <w:rStyle w:val="VerbatimChar"/>
-        </w:rPr>
-        <w:t xml:space="preserve">│  ├── ahgThemeB5Plugin ────────── UI theme, templates, assets (NO actions)       │</w:t>
-      </w:r>
-      <w:r>
-        <w:br/>
-      </w:r>
-      <w:r>
-        <w:rPr>
-          <w:rStyle w:val="VerbatimChar"/>
-        </w:rPr>
-        <w:t xml:space="preserve">│  └── ahgSecurityClearancePlugin ─ Security classification (owns: accessFilter)  │</w:t>
-      </w:r>
-      <w:r>
-        <w:br/>
-      </w:r>
-      <w:r>
-        <w:rPr>
-          <w:rStyle w:val="VerbatimChar"/>
-        </w:rPr>
-        <w:t xml:space="preserve">│                                                                                  │</w:t>
-      </w:r>
-      <w:r>
-        <w:br/>
-      </w:r>
-      <w:r>
-        <w:rPr>
-          <w:rStyle w:val="VerbatimChar"/>
-        </w:rPr>
-        <w:t xml:space="preserve">│  INFRASTRUCTURE                                                                  │</w:t>
-      </w:r>
-      <w:r>
-        <w:br/>
-      </w:r>
-      <w:r>
-        <w:rPr>
-          <w:rStyle w:val="VerbatimChar"/>
-        </w:rPr>
-        <w:t xml:space="preserve">│  ├── ahgCorePlugin ──────────── Extension surface (hooks, capabilities, panels) │</w:t>
-      </w:r>
-      <w:r>
-        <w:br/>
-      </w:r>
-      <w:r>
-        <w:rPr>
-          <w:rStyle w:val="VerbatimChar"/>
-        </w:rPr>
-        <w:t xml:space="preserve">│  ├── ahgSettingsPlugin ──────── Settings management (owns: settings module)     │</w:t>
-      </w:r>
-      <w:r>
-        <w:br/>
-      </w:r>
-      <w:r>
-        <w:rPr>
-          <w:rStyle w:val="VerbatimChar"/>
-        </w:rPr>
-        <w:t xml:space="preserve">│  └── ahgDisplayPlugin ───────── Browse/display (owns: informationobject, etc.)  │</w:t>
-      </w:r>
-      <w:r>
-        <w:br/>
-      </w:r>
-      <w:r>
-        <w:rPr>
-          <w:rStyle w:val="VerbatimChar"/>
-        </w:rPr>
-        <w:t xml:space="preserve">│                                                                                  │</w:t>
-      </w:r>
-      <w:r>
-        <w:br/>
-      </w:r>
-      <w:r>
-        <w:rPr>
-          <w:rStyle w:val="VerbatimChar"/>
-        </w:rPr>
-        <w:t xml:space="preserve">│  SECTOR (Profile-only, no module actions)                                        │</w:t>
-      </w:r>
-      <w:r>
-        <w:br/>
-      </w:r>
-      <w:r>
-        <w:rPr>
-          <w:rStyle w:val="VerbatimChar"/>
-        </w:rPr>
-        <w:t xml:space="preserve">│  ├── ahgMuseumPlugin ─────────── Museum profiles, CCO, Spectrum                 │</w:t>
-      </w:r>
-      <w:r>
-        <w:br/>
-      </w:r>
-      <w:r>
-        <w:rPr>
-          <w:rStyle w:val="VerbatimChar"/>
-        </w:rPr>
-        <w:t xml:space="preserve">│  ├── ahgLibraryPlugin ────────── Library profiles, MARC, ISBN                   │</w:t>
-      </w:r>
-      <w:r>
-        <w:br/>
-      </w:r>
-      <w:r>
-        <w:rPr>
-          <w:rStyle w:val="VerbatimChar"/>
-        </w:rPr>
-        <w:t xml:space="preserve">│  ├── ahgGalleryPlugin ────────── Gallery profiles, artwork metadata             │</w:t>
-      </w:r>
-      <w:r>
-        <w:br/>
-      </w:r>
-      <w:r>
-        <w:rPr>
-          <w:rStyle w:val="VerbatimChar"/>
-        </w:rPr>
-        <w:t xml:space="preserve">│  └── ahgDAMPlugin ────────────── DAM profiles, media management                 │</w:t>
-      </w:r>
-      <w:r>
-        <w:br/>
-      </w:r>
-      <w:r>
-        <w:rPr>
-          <w:rStyle w:val="VerbatimChar"/>
-        </w:rPr>
-        <w:t xml:space="preserve">│                                                                                  │</w:t>
-      </w:r>
-      <w:r>
-        <w:br/>
-      </w:r>
-      <w:r>
-        <w:rPr>
-          <w:rStyle w:val="VerbatimChar"/>
-        </w:rPr>
-        <w:t xml:space="preserve">│  CAPABILITY (Feature plugins, integrate via hooks)                               │</w:t>
-      </w:r>
-      <w:r>
-        <w:br/>
-      </w:r>
-      <w:r>
-        <w:rPr>
-          <w:rStyle w:val="VerbatimChar"/>
-        </w:rPr>
-        <w:t xml:space="preserve">│  ├── ahgIiifPlugin ──────────── IIIF manifests, viewers                         │</w:t>
-      </w:r>
-      <w:r>
-        <w:br/>
-      </w:r>
-      <w:r>
-        <w:rPr>
-          <w:rStyle w:val="VerbatimChar"/>
-        </w:rPr>
-        <w:t xml:space="preserve">│  ├── ahgPrivacyPlugin ────────── POPIA/GDPR compliance                          │</w:t>
-      </w:r>
-      <w:r>
-        <w:br/>
-      </w:r>
-      <w:r>
-        <w:rPr>
-          <w:rStyle w:val="VerbatimChar"/>
-        </w:rPr>
-        <w:t xml:space="preserve">│  ├── ahgConditionPlugin ──────── Condition assessment                           │</w:t>
-      </w:r>
-      <w:r>
-        <w:br/>
-      </w:r>
-      <w:r>
-        <w:rPr>
-          <w:rStyle w:val="VerbatimChar"/>
-        </w:rPr>
-        <w:t xml:space="preserve">│  ├── ahgLoanPlugin ──────────── Loan management                                 │</w:t>
-      </w:r>
-      <w:r>
-        <w:br/>
-      </w:r>
-      <w:r>
-        <w:rPr>
-          <w:rStyle w:val="VerbatimChar"/>
-        </w:rPr>
-        <w:t xml:space="preserve">│  ├── ahgAIPlugin ────────────── NER, translation, summarization                 │</w:t>
-      </w:r>
-      <w:r>
-        <w:br/>
-      </w:r>
-      <w:r>
-        <w:rPr>
-          <w:rStyle w:val="VerbatimChar"/>
-        </w:rPr>
-        <w:t xml:space="preserve">│  └── ... (30+ capability plugins)                                               │</w:t>
-      </w:r>
-      <w:r>
-        <w:br/>
-      </w:r>
-      <w:r>
-        <w:rPr>
-          <w:rStyle w:val="VerbatimChar"/>
-        </w:rPr>
-        <w:t xml:space="preserve">│                                                                                  │</w:t>
-      </w:r>
-      <w:r>
-        <w:br/>
-      </w:r>
-      <w:r>
-        <w:rPr>
-          <w:rStyle w:val="VerbatimChar"/>
-        </w:rPr>
-        <w:t xml:space="preserve">└─────────────────────────────────────────────────────────────────────────────────┘</w:t>
+        <w:pStyle w:val="FirstParagraph"/>
+      </w:pPr>
+      <w:r>
+        <w:t xml:space="preserve">PLUGIN</w:t>
+      </w:r>
+      <w:r>
+        <w:t xml:space="preserve">CLASSIFICATION</w:t>
+      </w:r>
+      <w:r>
+        <w:t xml:space="preserve">CORE</w:t>
+      </w:r>
+      <w:r>
+        <w:t xml:space="preserve">(Required,</w:t>
+      </w:r>
+      <w:r>
+        <w:t xml:space="preserve">Locked)</w:t>
+      </w:r>
+      <w:r>
+        <w:t xml:space="preserve">ahgThemeB5Plugin</w:t>
+      </w:r>
+      <w:r>
+        <w:t xml:space="preserve">UI</w:t>
+      </w:r>
+      <w:r>
+        <w:t xml:space="preserve">theme,</w:t>
+      </w:r>
+      <w:r>
+        <w:t xml:space="preserve">templates,</w:t>
+      </w:r>
+      <w:r>
+        <w:t xml:space="preserve">assets</w:t>
+      </w:r>
+      <w:r>
+        <w:t xml:space="preserve">(NO</w:t>
+      </w:r>
+      <w:r>
+        <w:t xml:space="preserve">actions)</w:t>
+      </w:r>
+      <w:r>
+        <w:t xml:space="preserve">ahgSecurityClearancePlugin</w:t>
+      </w:r>
+      <w:r>
+        <w:t xml:space="preserve">Security</w:t>
+      </w:r>
+      <w:r>
+        <w:t xml:space="preserve">classification</w:t>
+      </w:r>
+      <w:r>
+        <w:t xml:space="preserve">(owns:</w:t>
+      </w:r>
+      <w:r>
+        <w:t xml:space="preserve">accessFilter)</w:t>
+      </w:r>
+      <w:r>
+        <w:t xml:space="preserve">INFRASTRUCTURE</w:t>
+      </w:r>
+      <w:r>
+        <w:t xml:space="preserve">ahgCorePlugin</w:t>
+      </w:r>
+      <w:r>
+        <w:t xml:space="preserve">Extension</w:t>
+      </w:r>
+      <w:r>
+        <w:t xml:space="preserve">surface</w:t>
+      </w:r>
+      <w:r>
+        <w:t xml:space="preserve">(hooks,</w:t>
+      </w:r>
+      <w:r>
+        <w:t xml:space="preserve">capabilities,</w:t>
+      </w:r>
+      <w:r>
+        <w:t xml:space="preserve">panels)</w:t>
+      </w:r>
+      <w:r>
+        <w:t xml:space="preserve">ahgSettingsPlugin</w:t>
+      </w:r>
+      <w:r>
+        <w:t xml:space="preserve">Settings</w:t>
+      </w:r>
+      <w:r>
+        <w:t xml:space="preserve">management</w:t>
+      </w:r>
+      <w:r>
+        <w:t xml:space="preserve">(owns:</w:t>
+      </w:r>
+      <w:r>
+        <w:t xml:space="preserve">settings</w:t>
+      </w:r>
+      <w:r>
+        <w:t xml:space="preserve">module)</w:t>
+      </w:r>
+      <w:r>
+        <w:t xml:space="preserve">ahgDisplayPlugin</w:t>
+      </w:r>
+      <w:r>
+        <w:t xml:space="preserve">Browse/display</w:t>
+      </w:r>
+      <w:r>
+        <w:t xml:space="preserve">(owns:</w:t>
+      </w:r>
+      <w:r>
+        <w:t xml:space="preserve">informationobject,</w:t>
+      </w:r>
+      <w:r>
+        <w:t xml:space="preserve">etc.)</w:t>
+      </w:r>
+      <w:r>
+        <w:t xml:space="preserve">SECTOR</w:t>
+      </w:r>
+      <w:r>
+        <w:t xml:space="preserve">(Profile-only,</w:t>
+      </w:r>
+      <w:r>
+        <w:t xml:space="preserve">no</w:t>
+      </w:r>
+      <w:r>
+        <w:t xml:space="preserve">module</w:t>
+      </w:r>
+      <w:r>
+        <w:t xml:space="preserve">actions)</w:t>
+      </w:r>
+      <w:r>
+        <w:t xml:space="preserve">ahgMuseumPlugin</w:t>
+      </w:r>
+      <w:r>
+        <w:t xml:space="preserve">Museum</w:t>
+      </w:r>
+      <w:r>
+        <w:t xml:space="preserve">profiles,</w:t>
+      </w:r>
+      <w:r>
+        <w:t xml:space="preserve">CCO,</w:t>
+      </w:r>
+      <w:r>
+        <w:t xml:space="preserve">Spectrum</w:t>
+      </w:r>
+      <w:r>
+        <w:t xml:space="preserve">ahgLibraryPlugin</w:t>
+      </w:r>
+      <w:r>
+        <w:t xml:space="preserve">Library</w:t>
+      </w:r>
+      <w:r>
+        <w:t xml:space="preserve">profiles,</w:t>
+      </w:r>
+      <w:r>
+        <w:t xml:space="preserve">MARC,</w:t>
+      </w:r>
+      <w:r>
+        <w:t xml:space="preserve">ISBN</w:t>
+      </w:r>
+      <w:r>
+        <w:t xml:space="preserve">ahgGalleryPlugin</w:t>
+      </w:r>
+      <w:r>
+        <w:t xml:space="preserve">Gallery</w:t>
+      </w:r>
+      <w:r>
+        <w:t xml:space="preserve">profiles,</w:t>
+      </w:r>
+      <w:r>
+        <w:t xml:space="preserve">artwork</w:t>
+      </w:r>
+      <w:r>
+        <w:t xml:space="preserve">metadata</w:t>
+      </w:r>
+      <w:r>
+        <w:t xml:space="preserve">ahgDAMPlugin</w:t>
+      </w:r>
+      <w:r>
+        <w:t xml:space="preserve">DAM</w:t>
+      </w:r>
+      <w:r>
+        <w:t xml:space="preserve">profiles,</w:t>
+      </w:r>
+      <w:r>
+        <w:t xml:space="preserve">media</w:t>
+      </w:r>
+      <w:r>
+        <w:t xml:space="preserve">management</w:t>
+      </w:r>
+      <w:r>
+        <w:t xml:space="preserve">CAPABILITY</w:t>
+      </w:r>
+      <w:r>
+        <w:t xml:space="preserve">(Feature</w:t>
+      </w:r>
+      <w:r>
+        <w:t xml:space="preserve">plugins,</w:t>
+      </w:r>
+      <w:r>
+        <w:t xml:space="preserve">integrate</w:t>
+      </w:r>
+      <w:r>
+        <w:t xml:space="preserve">via</w:t>
+      </w:r>
+      <w:r>
+        <w:t xml:space="preserve">hooks)</w:t>
+      </w:r>
+      <w:r>
+        <w:t xml:space="preserve">ahgIiifPlugin</w:t>
+      </w:r>
+      <w:r>
+        <w:t xml:space="preserve">IIIF</w:t>
+      </w:r>
+      <w:r>
+        <w:t xml:space="preserve">manifests,</w:t>
+      </w:r>
+      <w:r>
+        <w:t xml:space="preserve">viewers</w:t>
+      </w:r>
+      <w:r>
+        <w:t xml:space="preserve">ahgPrivacyPlugin</w:t>
+      </w:r>
+      <w:r>
+        <w:t xml:space="preserve">POPIA/GDPR</w:t>
+      </w:r>
+      <w:r>
+        <w:t xml:space="preserve">compliance</w:t>
+      </w:r>
+      <w:r>
+        <w:t xml:space="preserve">ahgConditionPlugin</w:t>
+      </w:r>
+      <w:r>
+        <w:t xml:space="preserve">Condition</w:t>
+      </w:r>
+      <w:r>
+        <w:t xml:space="preserve">assessment</w:t>
+      </w:r>
+      <w:r>
+        <w:t xml:space="preserve">ahgLoanPlugin</w:t>
+      </w:r>
+      <w:r>
+        <w:t xml:space="preserve">Loan</w:t>
+      </w:r>
+      <w:r>
+        <w:t xml:space="preserve">management</w:t>
+      </w:r>
+      <w:r>
+        <w:t xml:space="preserve">ahgAIPlugin</w:t>
+      </w:r>
+      <w:r>
+        <w:t xml:space="preserve">NER,</w:t>
+      </w:r>
+      <w:r>
+        <w:t xml:space="preserve">translation,</w:t>
+      </w:r>
+      <w:r>
+        <w:t xml:space="preserve">summarization</w:t>
+      </w:r>
+      <w:r>
+        <w:t xml:space="preserve">…</w:t>
+      </w:r>
+      <w:r>
+        <w:t xml:space="preserve">(30</w:t>
+      </w:r>
+      <w:r>
+        <w:t xml:space="preserve">capability</w:t>
+      </w:r>
+      <w:r>
+        <w:t xml:space="preserve">plugins)</w:t>
       </w:r>
     </w:p>
     <w:bookmarkEnd w:id="23"/>
@@ -1073,247 +978,235 @@
     </w:p>
     <w:p>
       <w:pPr>
-        <w:pStyle w:val="SourceCode"/>
-      </w:pPr>
-      <w:r>
-        <w:rPr>
-          <w:rStyle w:val="VerbatimChar"/>
-        </w:rPr>
-        <w:t xml:space="preserve">┌─────────────────────────────────────────────────────────────────────────────────┐</w:t>
-      </w:r>
-      <w:r>
-        <w:br/>
-      </w:r>
-      <w:r>
-        <w:rPr>
-          <w:rStyle w:val="VerbatimChar"/>
-        </w:rPr>
-        <w:t xml:space="preserve">│                         MODULE OWNERSHIP MAP                                     │</w:t>
-      </w:r>
-      <w:r>
-        <w:br/>
-      </w:r>
-      <w:r>
-        <w:rPr>
-          <w:rStyle w:val="VerbatimChar"/>
-        </w:rPr>
-        <w:t xml:space="preserve">├─────────────────────────────────────────────────────────────────────────────────┤</w:t>
-      </w:r>
-      <w:r>
-        <w:br/>
-      </w:r>
-      <w:r>
-        <w:rPr>
-          <w:rStyle w:val="VerbatimChar"/>
-        </w:rPr>
-        <w:t xml:space="preserve">│                                                                                  │</w:t>
-      </w:r>
-      <w:r>
-        <w:br/>
-      </w:r>
-      <w:r>
-        <w:rPr>
-          <w:rStyle w:val="VerbatimChar"/>
-        </w:rPr>
-        <w:t xml:space="preserve">│  Module Name              │ Owner Plugin            │ Action Files               │</w:t>
-      </w:r>
-      <w:r>
-        <w:br/>
-      </w:r>
-      <w:r>
-        <w:rPr>
-          <w:rStyle w:val="VerbatimChar"/>
-        </w:rPr>
-        <w:t xml:space="preserve">│  ─────────────────────────┼─────────────────────────┼──────────────────────────  │</w:t>
-      </w:r>
-      <w:r>
-        <w:br/>
-      </w:r>
-      <w:r>
-        <w:rPr>
-          <w:rStyle w:val="VerbatimChar"/>
-        </w:rPr>
-        <w:t xml:space="preserve">│  informationobject        │ ahgDisplayPlugin        │ 10 actions (browse, cart,  │</w:t>
-      </w:r>
-      <w:r>
-        <w:br/>
-      </w:r>
-      <w:r>
-        <w:rPr>
-          <w:rStyle w:val="VerbatimChar"/>
-        </w:rPr>
-        <w:t xml:space="preserve">│                           │                         │ favorites, rename, etc.)   │</w:t>
-      </w:r>
-      <w:r>
-        <w:br/>
-      </w:r>
-      <w:r>
-        <w:rPr>
-          <w:rStyle w:val="VerbatimChar"/>
-        </w:rPr>
-        <w:t xml:space="preserve">│  digitalobject            │ ahgDisplayPlugin        │ 5 actions                  │</w:t>
-      </w:r>
-      <w:r>
-        <w:br/>
-      </w:r>
-      <w:r>
-        <w:rPr>
-          <w:rStyle w:val="VerbatimChar"/>
-        </w:rPr>
-        <w:t xml:space="preserve">│  settings                 │ ahgSettingsPlugin       │ 42 actions                 │</w:t>
-      </w:r>
-      <w:r>
-        <w:br/>
-      </w:r>
-      <w:r>
-        <w:rPr>
-          <w:rStyle w:val="VerbatimChar"/>
-        </w:rPr>
-        <w:t xml:space="preserve">│  accessFilter             │ ahgSecurityClearancePlugin │ security actions        │</w:t>
-      </w:r>
-      <w:r>
-        <w:br/>
-      </w:r>
-      <w:r>
-        <w:rPr>
-          <w:rStyle w:val="VerbatimChar"/>
-        </w:rPr>
-        <w:t xml:space="preserve">│  securityClearance        │ ahgSecurityClearancePlugin │ clearance management    │</w:t>
-      </w:r>
-      <w:r>
-        <w:br/>
-      </w:r>
-      <w:r>
-        <w:rPr>
-          <w:rStyle w:val="VerbatimChar"/>
-        </w:rPr>
-        <w:t xml:space="preserve">│  user                     │ ahgCorePlugin           │ password reset, etc.       │</w:t>
-      </w:r>
-      <w:r>
-        <w:br/>
-      </w:r>
-      <w:r>
-        <w:rPr>
-          <w:rStyle w:val="VerbatimChar"/>
-        </w:rPr>
-        <w:t xml:space="preserve">│  api                      │ ahgAPIPlugin            │ REST endpoints             │</w:t>
-      </w:r>
-      <w:r>
-        <w:br/>
-      </w:r>
-      <w:r>
-        <w:rPr>
-          <w:rStyle w:val="VerbatimChar"/>
-        </w:rPr>
-        <w:t xml:space="preserve">│  condition                │ ahgConditionPlugin      │ assessments                │</w:t>
-      </w:r>
-      <w:r>
-        <w:br/>
-      </w:r>
-      <w:r>
-        <w:rPr>
-          <w:rStyle w:val="VerbatimChar"/>
-        </w:rPr>
-        <w:t xml:space="preserve">│  loan                     │ ahgLoanPlugin           │ loan workflows             │</w:t>
-      </w:r>
-      <w:r>
-        <w:br/>
-      </w:r>
-      <w:r>
-        <w:rPr>
-          <w:rStyle w:val="VerbatimChar"/>
-        </w:rPr>
-        <w:t xml:space="preserve">│  ─────────────────────────┴─────────────────────────┴──────────────────────────  │</w:t>
-      </w:r>
-      <w:r>
-        <w:br/>
-      </w:r>
-      <w:r>
-        <w:rPr>
-          <w:rStyle w:val="VerbatimChar"/>
-        </w:rPr>
-        <w:t xml:space="preserve">│                                                                                  │</w:t>
-      </w:r>
-      <w:r>
-        <w:br/>
-      </w:r>
-      <w:r>
-        <w:rPr>
-          <w:rStyle w:val="VerbatimChar"/>
-        </w:rPr>
-        <w:t xml:space="preserve">│  RULE: For any module X, only ONE plugin may contain                            │</w:t>
-      </w:r>
-      <w:r>
-        <w:br/>
-      </w:r>
-      <w:r>
-        <w:rPr>
-          <w:rStyle w:val="VerbatimChar"/>
-        </w:rPr>
-        <w:t xml:space="preserve">│        modules/X/actions/*.php files.                                           │</w:t>
-      </w:r>
-      <w:r>
-        <w:br/>
-      </w:r>
-      <w:r>
-        <w:rPr>
-          <w:rStyle w:val="VerbatimChar"/>
-        </w:rPr>
-        <w:t xml:space="preserve">│                                                                                  │</w:t>
-      </w:r>
-      <w:r>
-        <w:br/>
-      </w:r>
-      <w:r>
-        <w:rPr>
-          <w:rStyle w:val="VerbatimChar"/>
-        </w:rPr>
-        <w:t xml:space="preserve">│  Other plugins integrate via:                                                   │</w:t>
-      </w:r>
-      <w:r>
-        <w:br/>
-      </w:r>
-      <w:r>
-        <w:rPr>
-          <w:rStyle w:val="VerbatimChar"/>
-        </w:rPr>
-        <w:t xml:space="preserve">│    • AhgHooks::register('record.view.panels', ...)                              │</w:t>
-      </w:r>
-      <w:r>
-        <w:br/>
-      </w:r>
-      <w:r>
-        <w:rPr>
-          <w:rStyle w:val="VerbatimChar"/>
-        </w:rPr>
-        <w:t xml:space="preserve">│    • AhgPanels::register('informationobject', ...)                              │</w:t>
-      </w:r>
-      <w:r>
-        <w:br/>
-      </w:r>
-      <w:r>
-        <w:rPr>
-          <w:rStyle w:val="VerbatimChar"/>
-        </w:rPr>
-        <w:t xml:space="preserve">│    • Templates in modules/X/templates/                                          │</w:t>
-      </w:r>
-      <w:r>
-        <w:br/>
-      </w:r>
-      <w:r>
-        <w:rPr>
-          <w:rStyle w:val="VerbatimChar"/>
-        </w:rPr>
-        <w:t xml:space="preserve">│                                                                                  │</w:t>
-      </w:r>
-      <w:r>
-        <w:br/>
-      </w:r>
-      <w:r>
-        <w:rPr>
-          <w:rStyle w:val="VerbatimChar"/>
-        </w:rPr>
-        <w:t xml:space="preserve">└─────────────────────────────────────────────────────────────────────────────────┘</w:t>
+        <w:pStyle w:val="FirstParagraph"/>
+      </w:pPr>
+      <w:r>
+        <w:t xml:space="preserve">MODULE</w:t>
+      </w:r>
+      <w:r>
+        <w:t xml:space="preserve">OWNERSHIP</w:t>
+      </w:r>
+      <w:r>
+        <w:t xml:space="preserve">MAP</w:t>
+      </w:r>
+      <w:r>
+        <w:t xml:space="preserve">Module</w:t>
+      </w:r>
+      <w:r>
+        <w:t xml:space="preserve">Name</w:t>
+      </w:r>
+      <w:r>
+        <w:t xml:space="preserve">Owner</w:t>
+      </w:r>
+      <w:r>
+        <w:t xml:space="preserve">Plugin</w:t>
+      </w:r>
+      <w:r>
+        <w:t xml:space="preserve">Action</w:t>
+      </w:r>
+      <w:r>
+        <w:t xml:space="preserve">Files</w:t>
+      </w:r>
+      <w:r>
+        <w:t xml:space="preserve">informationobject</w:t>
+      </w:r>
+      <w:r>
+        <w:t xml:space="preserve">ahgDisplayPlugin</w:t>
+      </w:r>
+      <w:r>
+        <w:t xml:space="preserve">10</w:t>
+      </w:r>
+      <w:r>
+        <w:t xml:space="preserve">actions</w:t>
+      </w:r>
+      <w:r>
+        <w:t xml:space="preserve">(browse,</w:t>
+      </w:r>
+      <w:r>
+        <w:t xml:space="preserve">cart,</w:t>
+      </w:r>
+      <w:r>
+        <w:t xml:space="preserve">favorites,</w:t>
+      </w:r>
+      <w:r>
+        <w:t xml:space="preserve">rename,</w:t>
+      </w:r>
+      <w:r>
+        <w:t xml:space="preserve">etc.)</w:t>
+      </w:r>
+      <w:r>
+        <w:t xml:space="preserve">digitalobject</w:t>
+      </w:r>
+      <w:r>
+        <w:t xml:space="preserve">ahgDisplayPlugin</w:t>
+      </w:r>
+      <w:r>
+        <w:t xml:space="preserve">5</w:t>
+      </w:r>
+      <w:r>
+        <w:t xml:space="preserve">actions</w:t>
+      </w:r>
+      <w:r>
+        <w:t xml:space="preserve">settings</w:t>
+      </w:r>
+      <w:r>
+        <w:t xml:space="preserve">ahgSettingsPlugin</w:t>
+      </w:r>
+      <w:r>
+        <w:t xml:space="preserve">42</w:t>
+      </w:r>
+      <w:r>
+        <w:t xml:space="preserve">actions</w:t>
+      </w:r>
+      <w:r>
+        <w:t xml:space="preserve">accessFilter</w:t>
+      </w:r>
+      <w:r>
+        <w:t xml:space="preserve">ahgSecurityClearancePlugin</w:t>
+      </w:r>
+      <w:r>
+        <w:t xml:space="preserve">security</w:t>
+      </w:r>
+      <w:r>
+        <w:t xml:space="preserve">actions</w:t>
+      </w:r>
+      <w:r>
+        <w:t xml:space="preserve">securityClearance</w:t>
+      </w:r>
+      <w:r>
+        <w:t xml:space="preserve">ahgSecurityClearancePlugin</w:t>
+      </w:r>
+      <w:r>
+        <w:t xml:space="preserve">clearance</w:t>
+      </w:r>
+      <w:r>
+        <w:t xml:space="preserve">management</w:t>
+      </w:r>
+      <w:r>
+        <w:t xml:space="preserve">user</w:t>
+      </w:r>
+      <w:r>
+        <w:t xml:space="preserve">ahgCorePlugin</w:t>
+      </w:r>
+      <w:r>
+        <w:t xml:space="preserve">password</w:t>
+      </w:r>
+      <w:r>
+        <w:t xml:space="preserve">reset,</w:t>
+      </w:r>
+      <w:r>
+        <w:t xml:space="preserve">etc.</w:t>
+      </w:r>
+      <w:r>
+        <w:t xml:space="preserve">api</w:t>
+      </w:r>
+      <w:r>
+        <w:t xml:space="preserve">ahgAPIPlugin</w:t>
+      </w:r>
+      <w:r>
+        <w:t xml:space="preserve">REST</w:t>
+      </w:r>
+      <w:r>
+        <w:t xml:space="preserve">endpoints</w:t>
+      </w:r>
+      <w:r>
+        <w:t xml:space="preserve">condition</w:t>
+      </w:r>
+      <w:r>
+        <w:t xml:space="preserve">ahgConditionPlugin</w:t>
+      </w:r>
+      <w:r>
+        <w:t xml:space="preserve">assessments</w:t>
+      </w:r>
+      <w:r>
+        <w:t xml:space="preserve">loan</w:t>
+      </w:r>
+      <w:r>
+        <w:t xml:space="preserve">ahgLoanPlugin</w:t>
+      </w:r>
+      <w:r>
+        <w:t xml:space="preserve">loan</w:t>
+      </w:r>
+      <w:r>
+        <w:t xml:space="preserve">workflows</w:t>
+      </w:r>
+      <w:r>
+        <w:t xml:space="preserve">RULE:</w:t>
+      </w:r>
+      <w:r>
+        <w:t xml:space="preserve">For</w:t>
+      </w:r>
+      <w:r>
+        <w:t xml:space="preserve">any</w:t>
+      </w:r>
+      <w:r>
+        <w:t xml:space="preserve">module</w:t>
+      </w:r>
+      <w:r>
+        <w:t xml:space="preserve">X,</w:t>
+      </w:r>
+      <w:r>
+        <w:t xml:space="preserve">only</w:t>
+      </w:r>
+      <w:r>
+        <w:t xml:space="preserve">ONE</w:t>
+      </w:r>
+      <w:r>
+        <w:t xml:space="preserve">plugin</w:t>
+      </w:r>
+      <w:r>
+        <w:t xml:space="preserve">may</w:t>
+      </w:r>
+      <w:r>
+        <w:t xml:space="preserve">contain</w:t>
+      </w:r>
+      <w:r>
+        <w:t xml:space="preserve">modules/X/actions/*.php</w:t>
+      </w:r>
+      <w:r>
+        <w:t xml:space="preserve">files.</w:t>
+      </w:r>
+      <w:r>
+        <w:t xml:space="preserve">Other</w:t>
+      </w:r>
+      <w:r>
+        <w:t xml:space="preserve">plugins</w:t>
+      </w:r>
+      <w:r>
+        <w:t xml:space="preserve">integrate</w:t>
+      </w:r>
+      <w:r>
+        <w:t xml:space="preserve">via:</w:t>
+      </w:r>
+      <w:r>
+        <w:t xml:space="preserve">•</w:t>
+      </w:r>
+      <w:r>
+        <w:t xml:space="preserve">AhgHooks::register('record.view.panels',</w:t>
+      </w:r>
+      <w:r>
+        <w:t xml:space="preserve">…)</w:t>
+      </w:r>
+      <w:r>
+        <w:t xml:space="preserve">•</w:t>
+      </w:r>
+      <w:r>
+        <w:t xml:space="preserve">AhgPanels::register('informationobject',</w:t>
+      </w:r>
+      <w:r>
+        <w:t xml:space="preserve">…)</w:t>
+      </w:r>
+      <w:r>
+        <w:t xml:space="preserve">•</w:t>
+      </w:r>
+      <w:r>
+        <w:t xml:space="preserve">Templates</w:t>
+      </w:r>
+      <w:r>
+        <w:t xml:space="preserve">in</w:t>
+      </w:r>
+      <w:r>
+        <w:t xml:space="preserve">modules/X/templates/</w:t>
       </w:r>
     </w:p>
     <w:p>
@@ -1336,661 +1229,262 @@
     </w:p>
     <w:p>
       <w:pPr>
-        <w:pStyle w:val="SourceCode"/>
-      </w:pPr>
-      <w:r>
-        <w:rPr>
-          <w:rStyle w:val="VerbatimChar"/>
-        </w:rPr>
-        <w:t xml:space="preserve">┌─────────────────────────────────────────────────────────────────────────────────┐</w:t>
-      </w:r>
-      <w:r>
-        <w:br/>
-      </w:r>
-      <w:r>
-        <w:rPr>
-          <w:rStyle w:val="VerbatimChar"/>
-        </w:rPr>
-        <w:t xml:space="preserve">│                        PLUGIN LOADING SEQUENCE                                   │</w:t>
-      </w:r>
-      <w:r>
-        <w:br/>
-      </w:r>
-      <w:r>
-        <w:rPr>
-          <w:rStyle w:val="VerbatimChar"/>
-        </w:rPr>
-        <w:t xml:space="preserve">├─────────────────────────────────────────────────────────────────────────────────┤</w:t>
-      </w:r>
-      <w:r>
-        <w:br/>
-      </w:r>
-      <w:r>
-        <w:rPr>
-          <w:rStyle w:val="VerbatimChar"/>
-        </w:rPr>
-        <w:t xml:space="preserve">│                                                                                  │</w:t>
-      </w:r>
-      <w:r>
-        <w:br/>
-      </w:r>
-      <w:r>
-        <w:rPr>
-          <w:rStyle w:val="VerbatimChar"/>
-        </w:rPr>
-        <w:t xml:space="preserve">│  1. PHP Request                                                                  │</w:t>
-      </w:r>
-      <w:r>
-        <w:br/>
-      </w:r>
-      <w:r>
-        <w:rPr>
-          <w:rStyle w:val="VerbatimChar"/>
-        </w:rPr>
-        <w:t xml:space="preserve">│     │                                                                            │</w:t>
-      </w:r>
-      <w:r>
-        <w:br/>
-      </w:r>
-      <w:r>
-        <w:rPr>
-          <w:rStyle w:val="VerbatimChar"/>
-        </w:rPr>
-        <w:t xml:space="preserve">│     ▼                                                                            │</w:t>
-      </w:r>
-      <w:r>
-        <w:br/>
-      </w:r>
-      <w:r>
-        <w:rPr>
-          <w:rStyle w:val="VerbatimChar"/>
-        </w:rPr>
-        <w:t xml:space="preserve">│  ┌─────────────────────────────────────────────────────────────────────────┐   │</w:t>
-      </w:r>
-      <w:r>
-        <w:br/>
-      </w:r>
-      <w:r>
-        <w:rPr>
-          <w:rStyle w:val="VerbatimChar"/>
-        </w:rPr>
-        <w:t xml:space="preserve">│  │ config/ProjectConfiguration.class.php                                    │   │</w:t>
-      </w:r>
-      <w:r>
-        <w:br/>
-      </w:r>
-      <w:r>
-        <w:rPr>
-          <w:rStyle w:val="VerbatimChar"/>
-        </w:rPr>
-        <w:t xml:space="preserve">│  │                                                                          │   │</w:t>
-      </w:r>
-      <w:r>
-        <w:br/>
-      </w:r>
-      <w:r>
-        <w:rPr>
-          <w:rStyle w:val="VerbatimChar"/>
-        </w:rPr>
-        <w:t xml:space="preserve">│  │   setup() {                                                              │   │</w:t>
-      </w:r>
-      <w:r>
-        <w:br/>
-      </w:r>
-      <w:r>
-        <w:rPr>
-          <w:rStyle w:val="VerbatimChar"/>
-        </w:rPr>
-        <w:t xml:space="preserve">│  │     $corePlugins = ['sfWebBrowserPlugin', 'sfThumbnailPlugin', ...];    │   │</w:t>
-      </w:r>
-      <w:r>
-        <w:br/>
-      </w:r>
-      <w:r>
-        <w:rPr>
-          <w:rStyle w:val="VerbatimChar"/>
-        </w:rPr>
-        <w:t xml:space="preserve">│  │     $this-&gt;loadPluginsFromDatabase($corePlugins);  ◄─── Entry point     │   │</w:t>
-      </w:r>
-      <w:r>
-        <w:br/>
-      </w:r>
-      <w:r>
-        <w:rPr>
-          <w:rStyle w:val="VerbatimChar"/>
-        </w:rPr>
-        <w:t xml:space="preserve">│  │   }                                                                      │   │</w:t>
-      </w:r>
-      <w:r>
-        <w:br/>
-      </w:r>
-      <w:r>
-        <w:rPr>
-          <w:rStyle w:val="VerbatimChar"/>
-        </w:rPr>
-        <w:t xml:space="preserve">│  └─────────────────────────────────────────────────────────────────────────┘   │</w:t>
-      </w:r>
-      <w:r>
-        <w:br/>
-      </w:r>
-      <w:r>
-        <w:rPr>
-          <w:rStyle w:val="VerbatimChar"/>
-        </w:rPr>
-        <w:t xml:space="preserve">│     │                                                                            │</w:t>
-      </w:r>
-      <w:r>
-        <w:br/>
-      </w:r>
-      <w:r>
-        <w:rPr>
-          <w:rStyle w:val="VerbatimChar"/>
-        </w:rPr>
-        <w:t xml:space="preserve">│     ▼                                                                            │</w:t>
-      </w:r>
-      <w:r>
-        <w:br/>
-      </w:r>
-      <w:r>
-        <w:rPr>
-          <w:rStyle w:val="VerbatimChar"/>
-        </w:rPr>
-        <w:t xml:space="preserve">│  ┌─────────────────────────────────────────────────────────────────────────┐   │</w:t>
-      </w:r>
-      <w:r>
-        <w:br/>
-      </w:r>
-      <w:r>
-        <w:rPr>
-          <w:rStyle w:val="VerbatimChar"/>
-        </w:rPr>
-        <w:t xml:space="preserve">│  │ 2. Bootstrap atom-framework                                              │   │</w:t>
-      </w:r>
-      <w:r>
-        <w:br/>
-      </w:r>
-      <w:r>
-        <w:rPr>
-          <w:rStyle w:val="VerbatimChar"/>
-        </w:rPr>
-        <w:t xml:space="preserve">│  │    require_once 'atom-framework/bootstrap.php';                          │   │</w:t>
-      </w:r>
-      <w:r>
-        <w:br/>
-      </w:r>
-      <w:r>
-        <w:rPr>
-          <w:rStyle w:val="VerbatimChar"/>
-        </w:rPr>
-        <w:t xml:space="preserve">│  │                                                                          │   │</w:t>
-      </w:r>
-      <w:r>
-        <w:br/>
-      </w:r>
-      <w:r>
-        <w:rPr>
-          <w:rStyle w:val="VerbatimChar"/>
-        </w:rPr>
-        <w:t xml:space="preserve">│  │    • Initialize Laravel Query Builder                                    │   │</w:t>
-      </w:r>
-      <w:r>
-        <w:br/>
-      </w:r>
-      <w:r>
-        <w:rPr>
-          <w:rStyle w:val="VerbatimChar"/>
-        </w:rPr>
-        <w:t xml:space="preserve">│  │    • Connect to MySQL using PDO                                          │   │</w:t>
-      </w:r>
-      <w:r>
-        <w:br/>
-      </w:r>
-      <w:r>
-        <w:rPr>
-          <w:rStyle w:val="VerbatimChar"/>
-        </w:rPr>
-        <w:t xml:space="preserve">│  │    • Register Illuminate\Database\Capsule\Manager                        │   │</w:t>
-      </w:r>
-      <w:r>
-        <w:br/>
-      </w:r>
-      <w:r>
-        <w:rPr>
-          <w:rStyle w:val="VerbatimChar"/>
-        </w:rPr>
-        <w:t xml:space="preserve">│  └─────────────────────────────────────────────────────────────────────────┘   │</w:t>
-      </w:r>
-      <w:r>
-        <w:br/>
-      </w:r>
-      <w:r>
-        <w:rPr>
-          <w:rStyle w:val="VerbatimChar"/>
-        </w:rPr>
-        <w:t xml:space="preserve">│     │                                                                            │</w:t>
-      </w:r>
-      <w:r>
-        <w:br/>
-      </w:r>
-      <w:r>
-        <w:rPr>
-          <w:rStyle w:val="VerbatimChar"/>
-        </w:rPr>
-        <w:t xml:space="preserve">│     ▼                                                                            │</w:t>
-      </w:r>
-      <w:r>
-        <w:br/>
-      </w:r>
-      <w:r>
-        <w:rPr>
-          <w:rStyle w:val="VerbatimChar"/>
-        </w:rPr>
-        <w:t xml:space="preserve">│  ┌─────────────────────────────────────────────────────────────────────────┐   │</w:t>
-      </w:r>
-      <w:r>
-        <w:br/>
-      </w:r>
-      <w:r>
-        <w:rPr>
-          <w:rStyle w:val="VerbatimChar"/>
-        </w:rPr>
-        <w:t xml:space="preserve">│  │ 3. Query atom_plugin table                                               │   │</w:t>
-      </w:r>
-      <w:r>
-        <w:br/>
-      </w:r>
-      <w:r>
-        <w:rPr>
-          <w:rStyle w:val="VerbatimChar"/>
-        </w:rPr>
-        <w:t xml:space="preserve">│  │                                                                          │   │</w:t>
-      </w:r>
-      <w:r>
-        <w:br/>
-      </w:r>
-      <w:r>
-        <w:rPr>
-          <w:rStyle w:val="VerbatimChar"/>
-        </w:rPr>
-        <w:t xml:space="preserve">│  │    SELECT name FROM atom_plugin                                          │   │</w:t>
-      </w:r>
-      <w:r>
-        <w:br/>
-      </w:r>
-      <w:r>
-        <w:rPr>
-          <w:rStyle w:val="VerbatimChar"/>
-        </w:rPr>
-        <w:t xml:space="preserve">│  │    WHERE is_enabled = 1                                                  │   │</w:t>
-      </w:r>
-      <w:r>
-        <w:br/>
-      </w:r>
-      <w:r>
-        <w:rPr>
-          <w:rStyle w:val="VerbatimChar"/>
-        </w:rPr>
-        <w:t xml:space="preserve">│  │    ORDER BY load_order ASC;                                              │   │</w:t>
-      </w:r>
-      <w:r>
-        <w:br/>
-      </w:r>
-      <w:r>
-        <w:rPr>
-          <w:rStyle w:val="VerbatimChar"/>
-        </w:rPr>
-        <w:t xml:space="preserve">│  │                                                                          │   │</w:t>
-      </w:r>
-      <w:r>
-        <w:br/>
-      </w:r>
-      <w:r>
-        <w:rPr>
-          <w:rStyle w:val="VerbatimChar"/>
-        </w:rPr>
-        <w:t xml:space="preserve">│  │    Result: ['ahgThemeB5Plugin', 'ahgSecurityClearancePlugin', ...]       │   │</w:t>
-      </w:r>
-      <w:r>
-        <w:br/>
-      </w:r>
-      <w:r>
-        <w:rPr>
-          <w:rStyle w:val="VerbatimChar"/>
-        </w:rPr>
-        <w:t xml:space="preserve">│  └─────────────────────────────────────────────────────────────────────────┘   │</w:t>
-      </w:r>
-      <w:r>
-        <w:br/>
-      </w:r>
-      <w:r>
-        <w:rPr>
-          <w:rStyle w:val="VerbatimChar"/>
-        </w:rPr>
-        <w:t xml:space="preserve">│     │                                                                            │</w:t>
-      </w:r>
-      <w:r>
-        <w:br/>
-      </w:r>
-      <w:r>
-        <w:rPr>
-          <w:rStyle w:val="VerbatimChar"/>
-        </w:rPr>
-        <w:t xml:space="preserve">│     ▼                                                                            │</w:t>
-      </w:r>
-      <w:r>
-        <w:br/>
-      </w:r>
-      <w:r>
-        <w:rPr>
-          <w:rStyle w:val="VerbatimChar"/>
-        </w:rPr>
-        <w:t xml:space="preserve">│  ┌─────────────────────────────────────────────────────────────────────────┐   │</w:t>
-      </w:r>
-      <w:r>
-        <w:br/>
-      </w:r>
-      <w:r>
-        <w:rPr>
-          <w:rStyle w:val="VerbatimChar"/>
-        </w:rPr>
-        <w:t xml:space="preserve">│  │ 4. Enable plugins via Symfony                                            │   │</w:t>
-      </w:r>
-      <w:r>
-        <w:br/>
-      </w:r>
-      <w:r>
-        <w:rPr>
-          <w:rStyle w:val="VerbatimChar"/>
-        </w:rPr>
-        <w:t xml:space="preserve">│  │                                                                          │   │</w:t>
-      </w:r>
-      <w:r>
-        <w:br/>
-      </w:r>
-      <w:r>
-        <w:rPr>
-          <w:rStyle w:val="VerbatimChar"/>
-        </w:rPr>
-        <w:t xml:space="preserve">│  │    foreach ($plugins as $plugin) {                                       │   │</w:t>
-      </w:r>
-      <w:r>
-        <w:br/>
-      </w:r>
-      <w:r>
-        <w:rPr>
-          <w:rStyle w:val="VerbatimChar"/>
-        </w:rPr>
-        <w:t xml:space="preserve">│  │      $this-&gt;enablePlugins([$plugin]);                                    │   │</w:t>
-      </w:r>
-      <w:r>
-        <w:br/>
-      </w:r>
-      <w:r>
-        <w:rPr>
-          <w:rStyle w:val="VerbatimChar"/>
-        </w:rPr>
-        <w:t xml:space="preserve">│  │    }                                                                     │   │</w:t>
-      </w:r>
-      <w:r>
-        <w:br/>
-      </w:r>
-      <w:r>
-        <w:rPr>
-          <w:rStyle w:val="VerbatimChar"/>
-        </w:rPr>
-        <w:t xml:space="preserve">│  │                                                                          │   │</w:t>
-      </w:r>
-      <w:r>
-        <w:br/>
-      </w:r>
-      <w:r>
-        <w:rPr>
-          <w:rStyle w:val="VerbatimChar"/>
-        </w:rPr>
-        <w:t xml:space="preserve">│  │    Symfony auto-discovers:                                               │   │</w:t>
-      </w:r>
-      <w:r>
-        <w:br/>
-      </w:r>
-      <w:r>
-        <w:rPr>
-          <w:rStyle w:val="VerbatimChar"/>
-        </w:rPr>
-        <w:t xml:space="preserve">│  │      • modules/&lt;module&gt;/actions/*.php                                    │   │</w:t>
-      </w:r>
-      <w:r>
-        <w:br/>
-      </w:r>
-      <w:r>
-        <w:rPr>
-          <w:rStyle w:val="VerbatimChar"/>
-        </w:rPr>
-        <w:t xml:space="preserve">│  │      • modules/&lt;module&gt;/templates/*.php                                  │   │</w:t>
-      </w:r>
-      <w:r>
-        <w:br/>
-      </w:r>
-      <w:r>
-        <w:rPr>
-          <w:rStyle w:val="VerbatimChar"/>
-        </w:rPr>
-        <w:t xml:space="preserve">│  │      • config/&lt;plugin&gt;Configuration.class.php                            │   │</w:t>
-      </w:r>
-      <w:r>
-        <w:br/>
-      </w:r>
-      <w:r>
-        <w:rPr>
-          <w:rStyle w:val="VerbatimChar"/>
-        </w:rPr>
-        <w:t xml:space="preserve">│  └─────────────────────────────────────────────────────────────────────────┘   │</w:t>
-      </w:r>
-      <w:r>
-        <w:br/>
-      </w:r>
-      <w:r>
-        <w:rPr>
-          <w:rStyle w:val="VerbatimChar"/>
-        </w:rPr>
-        <w:t xml:space="preserve">│     │                                                                            │</w:t>
-      </w:r>
-      <w:r>
-        <w:br/>
-      </w:r>
-      <w:r>
-        <w:rPr>
-          <w:rStyle w:val="VerbatimChar"/>
-        </w:rPr>
-        <w:t xml:space="preserve">│     ▼                                                                            │</w:t>
-      </w:r>
-      <w:r>
-        <w:br/>
-      </w:r>
-      <w:r>
-        <w:rPr>
-          <w:rStyle w:val="VerbatimChar"/>
-        </w:rPr>
-        <w:t xml:space="preserve">│  ┌─────────────────────────────────────────────────────────────────────────┐   │</w:t>
-      </w:r>
-      <w:r>
-        <w:br/>
-      </w:r>
-      <w:r>
-        <w:rPr>
-          <w:rStyle w:val="VerbatimChar"/>
-        </w:rPr>
-        <w:t xml:space="preserve">│  │ 5. Plugin initialization                                                 │   │</w:t>
-      </w:r>
-      <w:r>
-        <w:br/>
-      </w:r>
-      <w:r>
-        <w:rPr>
-          <w:rStyle w:val="VerbatimChar"/>
-        </w:rPr>
-        <w:t xml:space="preserve">│  │                                                                          │   │</w:t>
-      </w:r>
-      <w:r>
-        <w:br/>
-      </w:r>
-      <w:r>
-        <w:rPr>
-          <w:rStyle w:val="VerbatimChar"/>
-        </w:rPr>
-        <w:t xml:space="preserve">│  │    Each plugin's Configuration class initialize() is called:            │   │</w:t>
-      </w:r>
-      <w:r>
-        <w:br/>
-      </w:r>
-      <w:r>
-        <w:rPr>
-          <w:rStyle w:val="VerbatimChar"/>
-        </w:rPr>
-        <w:t xml:space="preserve">│  │                                                                          │   │</w:t>
-      </w:r>
-      <w:r>
-        <w:br/>
-      </w:r>
-      <w:r>
-        <w:rPr>
-          <w:rStyle w:val="VerbatimChar"/>
-        </w:rPr>
-        <w:t xml:space="preserve">│  │    • Register hooks via AhgHooks::register(...)                          │   │</w:t>
-      </w:r>
-      <w:r>
-        <w:br/>
-      </w:r>
-      <w:r>
-        <w:rPr>
-          <w:rStyle w:val="VerbatimChar"/>
-        </w:rPr>
-        <w:t xml:space="preserve">│  │    • Register capabilities via AhgCapabilities::register(...)            │   │</w:t>
-      </w:r>
-      <w:r>
-        <w:br/>
-      </w:r>
-      <w:r>
-        <w:rPr>
-          <w:rStyle w:val="VerbatimChar"/>
-        </w:rPr>
-        <w:t xml:space="preserve">│  │    • Register panels via AhgPanels::register(...)                        │   │</w:t>
-      </w:r>
-      <w:r>
-        <w:br/>
-      </w:r>
-      <w:r>
-        <w:rPr>
-          <w:rStyle w:val="VerbatimChar"/>
-        </w:rPr>
-        <w:t xml:space="preserve">│  │    • Set sector profile via AhgSectorProfile::register(...)              │   │</w:t>
-      </w:r>
-      <w:r>
-        <w:br/>
-      </w:r>
-      <w:r>
-        <w:rPr>
-          <w:rStyle w:val="VerbatimChar"/>
-        </w:rPr>
-        <w:t xml:space="preserve">│  └─────────────────────────────────────────────────────────────────────────┘   │</w:t>
-      </w:r>
-      <w:r>
-        <w:br/>
-      </w:r>
-      <w:r>
-        <w:rPr>
-          <w:rStyle w:val="VerbatimChar"/>
-        </w:rPr>
-        <w:t xml:space="preserve">│     │                                                                            │</w:t>
-      </w:r>
-      <w:r>
-        <w:br/>
-      </w:r>
-      <w:r>
-        <w:rPr>
-          <w:rStyle w:val="VerbatimChar"/>
-        </w:rPr>
-        <w:t xml:space="preserve">│     ▼                                                                            │</w:t>
-      </w:r>
-      <w:r>
-        <w:br/>
-      </w:r>
-      <w:r>
-        <w:rPr>
-          <w:rStyle w:val="VerbatimChar"/>
-        </w:rPr>
-        <w:t xml:space="preserve">│  ┌─────────────────────────────────────────────────────────────────────────┐   │</w:t>
-      </w:r>
-      <w:r>
-        <w:br/>
-      </w:r>
-      <w:r>
-        <w:rPr>
-          <w:rStyle w:val="VerbatimChar"/>
-        </w:rPr>
-        <w:t xml:space="preserve">│  │ 6. Request handled                                                       │   │</w:t>
-      </w:r>
-      <w:r>
-        <w:br/>
-      </w:r>
-      <w:r>
-        <w:rPr>
-          <w:rStyle w:val="VerbatimChar"/>
-        </w:rPr>
-        <w:t xml:space="preserve">│  │                                                                          │   │</w:t>
-      </w:r>
-      <w:r>
-        <w:br/>
-      </w:r>
-      <w:r>
-        <w:rPr>
-          <w:rStyle w:val="VerbatimChar"/>
-        </w:rPr>
-        <w:t xml:space="preserve">│  │    Symfony routes request to appropriate module/action                   │   │</w:t>
-      </w:r>
-      <w:r>
-        <w:br/>
-      </w:r>
-      <w:r>
-        <w:rPr>
-          <w:rStyle w:val="VerbatimChar"/>
-        </w:rPr>
-        <w:t xml:space="preserve">│  │    Action can query extension data via Laravel Query Builder             │   │</w:t>
-      </w:r>
-      <w:r>
-        <w:br/>
-      </w:r>
-      <w:r>
-        <w:rPr>
-          <w:rStyle w:val="VerbatimChar"/>
-        </w:rPr>
-        <w:t xml:space="preserve">│  │    Templates render with hook/panel integrations                         │   │</w:t>
-      </w:r>
-      <w:r>
-        <w:br/>
-      </w:r>
-      <w:r>
-        <w:rPr>
-          <w:rStyle w:val="VerbatimChar"/>
-        </w:rPr>
-        <w:t xml:space="preserve">│  └─────────────────────────────────────────────────────────────────────────┘   │</w:t>
-      </w:r>
-      <w:r>
-        <w:br/>
-      </w:r>
-      <w:r>
-        <w:rPr>
-          <w:rStyle w:val="VerbatimChar"/>
-        </w:rPr>
-        <w:t xml:space="preserve">│                                                                                  │</w:t>
-      </w:r>
-      <w:r>
-        <w:br/>
-      </w:r>
-      <w:r>
-        <w:rPr>
-          <w:rStyle w:val="VerbatimChar"/>
-        </w:rPr>
-        <w:t xml:space="preserve">└─────────────────────────────────────────────────────────────────────────────────┘</w:t>
+        <w:pStyle w:val="FirstParagraph"/>
+      </w:pPr>
+      <w:r>
+        <w:t xml:space="preserve">PLUGIN</w:t>
+      </w:r>
+      <w:r>
+        <w:t xml:space="preserve">LOADING</w:t>
+      </w:r>
+      <w:r>
+        <w:t xml:space="preserve">SEQUENCE</w:t>
+      </w:r>
+      <w:r>
+        <w:t xml:space="preserve">1.</w:t>
+      </w:r>
+      <w:r>
+        <w:t xml:space="preserve">PHP</w:t>
+      </w:r>
+      <w:r>
+        <w:t xml:space="preserve">Request</w:t>
+      </w:r>
+      <w:r>
+        <w:t xml:space="preserve">config/ProjectConfiguration.class.php</w:t>
+      </w:r>
+      <w:r>
+        <w:t xml:space="preserve">setup()</w:t>
+      </w:r>
+      <w:r>
+        <w:t xml:space="preserve">{</w:t>
+      </w:r>
+      <w:r>
+        <w:t xml:space="preserve">$corePlugins&lt;/text&gt;&lt;text x="168.4" y="198.0" font-size="9.5" fill="#10373E"&gt;=&lt;/text&gt;&lt;text x="182.8" y="198.0" font-size="9.5" fill="#10373E"&gt;[&amp;#x27;sfWebBrowserPlugin&amp;#x27;,&lt;/text&gt;&lt;text x="348.4" y="198.0" font-size="9.5" fill="#10373E"&gt;&amp;#x27;sfThumbnailPlugin&amp;#x27;,&lt;/text&gt;&lt;text x="499.6" y="198.0" font-size="9.5" fill="#10373E"&gt;...];&lt;/text&gt;&lt;text x="74.8" y="214.0" font-size="9.5" fill="#10373E"&gt;$</w:t>
+      </w:r>
+      <w:r>
+        <w:t xml:space="preserve">this-&gt;loadPluginsFromDatabase(</w:t>
+      </w:r>
+      <w:r>
+        <w:t xml:space="preserve">$corePlugins);&lt;/text&gt;&lt;text x="413.2" y="214.0" font-size="9.5" fill="#10373E"&gt;◄&lt;/text&gt;&lt;text x="449.2" y="214.0" font-size="9.5" fill="#10373E"&gt;Entry&lt;/text&gt;&lt;text x="492.4" y="214.0" font-size="9.5" fill="#10373E"&gt;point&lt;/text&gt;&lt;text x="60.4" y="230.0" font-size="9.5" fill="#10373E"&gt;}&lt;/text&gt;&lt;text x="46.0" y="310.0" font-size="9.5" fill="#10373E"&gt;2.&lt;/text&gt;&lt;text x="67.6" y="310.0" font-size="9.5" fill="#10373E"&gt;Bootstrap&lt;/text&gt;&lt;text x="139.6" y="310.0" font-size="9.5" fill="#10373E"&gt;atom-framework&lt;/text&gt;&lt;text x="67.6" y="326.0" font-size="9.5" fill="#10373E"&gt;require_once&lt;/text&gt;&lt;text x="161.2" y="326.0" font-size="9.5" fill="#10373E"&gt;&amp;#x27;atom-framework/bootstrap.php&amp;#x27;;&lt;/text&gt;&lt;text x="67.6" y="358.0" font-size="9.5" fill="#10373E"&gt;•&lt;/text&gt;&lt;text x="82.0" y="358.0" font-size="9.5" fill="#10373E"&gt;Initialize&lt;/text&gt;&lt;text x="161.2" y="358.0" font-size="9.5" fill="#10373E"&gt;Laravel&lt;/text&gt;&lt;text x="218.8" y="358.0" font-size="9.5" fill="#10373E"&gt;Query&lt;/text&gt;&lt;text x="262.0" y="358.0" font-size="9.5" fill="#10373E"&gt;Builder&lt;/text&gt;&lt;text x="67.6" y="374.0" font-size="9.5" fill="#10373E"&gt;•&lt;/text&gt;&lt;text x="82.0" y="374.0" font-size="9.5" fill="#10373E"&gt;Connect&lt;/text&gt;&lt;text x="139.6" y="374.0" font-size="9.5" fill="#10373E"&gt;to&lt;/text&gt;&lt;text x="161.2" y="374.0" font-size="9.5" fill="#10373E"&gt;MySQL&lt;/text&gt;&lt;text x="204.4" y="374.0" font-size="9.5" fill="#10373E"&gt;using&lt;/text&gt;&lt;text x="247.6" y="374.0" font-size="9.5" fill="#10373E"&gt;PDO&lt;/text&gt;&lt;text x="67.6" y="390.0" font-size="9.5" fill="#10373E"&gt;•&lt;/text&gt;&lt;text x="82.0" y="390.0" font-size="9.5" fill="#10373E"&gt;Register&lt;/text&gt;&lt;text x="146.8" y="390.0" font-size="9.5" fill="#10373E"&gt;Illuminate\Database\Capsule\Manager&lt;/text&gt;&lt;text x="46.0" y="470.0" font-size="9.5" fill="#10373E"&gt;3.&lt;/text&gt;&lt;text x="67.6" y="470.0" font-size="9.5" fill="#10373E"&gt;Query&lt;/text&gt;&lt;text x="110.8" y="470.0" font-size="9.5" fill="#10373E"&gt;atom_plugin&lt;/text&gt;&lt;text x="197.2" y="470.0" font-size="9.5" fill="#10373E"&gt;table&lt;/text&gt;&lt;text x="67.6" y="502.0" font-size="9.5" fill="#10373E"&gt;SELECT&lt;/text&gt;&lt;text x="118.0" y="502.0" font-size="9.5" fill="#10373E"&gt;name&lt;/text&gt;&lt;text x="154.0" y="502.0" font-size="9.5" fill="#10373E"&gt;FROM&lt;/text&gt;&lt;text x="190.0" y="502.0" font-size="9.5" fill="#10373E"&gt;atom_plugin&lt;/text&gt;&lt;text x="67.6" y="518.0" font-size="9.5" fill="#10373E"&gt;WHERE&lt;/text&gt;&lt;text x="110.8" y="518.0" font-size="9.5" fill="#10373E"&gt;is_enabled&lt;/text&gt;&lt;text x="190.0" y="518.0" font-size="9.5" fill="#10373E"&gt;=&lt;/text&gt;&lt;text x="204.4" y="518.0" font-size="9.5" fill="#10373E"&gt;1&lt;/text&gt;&lt;text x="67.6" y="534.0" font-size="9.5" fill="#10373E"&gt;ORDER&lt;/text&gt;&lt;text x="110.8" y="534.0" font-size="9.5" fill="#10373E"&gt;BY&lt;/text&gt;&lt;text x="132.4" y="534.0" font-size="9.5" fill="#10373E"&gt;load_order&lt;/text&gt;&lt;text x="211.6" y="534.0" font-size="9.5" fill="#10373E"&gt;ASC;&lt;/text&gt;&lt;text x="67.6" y="566.0" font-size="9.5" fill="#10373E"&gt;Result:&lt;/text&gt;&lt;text x="125.2" y="566.0" font-size="9.5" fill="#10373E"&gt;[&amp;#x27;ahgThemeB5Plugin&amp;#x27;,&lt;/text&gt;&lt;text x="276.4" y="566.0" font-size="9.5" fill="#10373E"&gt;&amp;#x27;ahgSecurityClearancePlugin&amp;#x27;,&lt;/text&gt;&lt;text x="492.4" y="566.0" font-size="9.5" fill="#10373E"&gt;...]&lt;/text&gt;&lt;text x="46.0" y="646.0" font-size="9.5" fill="#10373E"&gt;4.&lt;/text&gt;&lt;text x="67.6" y="646.0" font-size="9.5" fill="#10373E"&gt;Enable&lt;/text&gt;&lt;text x="118.0" y="646.0" font-size="9.5" fill="#10373E"&gt;plugins&lt;/text&gt;&lt;text x="175.6" y="646.0" font-size="9.5" fill="#10373E"&gt;via&lt;/text&gt;&lt;text x="204.4" y="646.0" font-size="9.5" fill="#10373E"&gt;Symfony&lt;/text&gt;&lt;text x="67.6" y="678.0" font-size="9.5" fill="#10373E"&gt;foreach&lt;/text&gt;&lt;text x="125.2" y="678.0" font-size="9.5" fill="#10373E"&gt;($</w:t>
+      </w:r>
+      <w:r>
+        <w:t xml:space="preserve">plugins</w:t>
+      </w:r>
+      <w:r>
+        <w:t xml:space="preserve">as</w:t>
+      </w:r>
+      <w:r>
+        <w:t xml:space="preserve">$plugin)&lt;/text&gt;&lt;text x="283.6" y="678.0" font-size="9.5" fill="#10373E"&gt;{&lt;/text&gt;&lt;text x="82.0" y="694.0" font-size="9.5" fill="#10373E"&gt;$</w:t>
+      </w:r>
+      <w:r>
+        <w:t xml:space="preserve">this-&gt;enablePlugins([$plugin]);</w:t>
+      </w:r>
+      <w:r>
+        <w:t xml:space="preserve">}</w:t>
+      </w:r>
+      <w:r>
+        <w:t xml:space="preserve">Symfony</w:t>
+      </w:r>
+      <w:r>
+        <w:t xml:space="preserve">auto-discovers:</w:t>
+      </w:r>
+      <w:r>
+        <w:t xml:space="preserve">•</w:t>
+      </w:r>
+      <w:r>
+        <w:t xml:space="preserve">modules/&lt;module&gt;/actions/</w:t>
+      </w:r>
+      <w:r>
+        <w:rPr>
+          <w:iCs/>
+          <w:i/>
+        </w:rPr>
+        <w:t xml:space="preserve">.php</w:t>
+      </w:r>
+      <w:r>
+        <w:rPr>
+          <w:iCs/>
+          <w:i/>
+        </w:rPr>
+        <w:t xml:space="preserve">•</w:t>
+      </w:r>
+      <w:r>
+        <w:rPr>
+          <w:iCs/>
+          <w:i/>
+        </w:rPr>
+        <w:t xml:space="preserve">modules/&lt;module&gt;/templates/</w:t>
+      </w:r>
+      <w:r>
+        <w:t xml:space="preserve">.php</w:t>
+      </w:r>
+      <w:r>
+        <w:t xml:space="preserve">•</w:t>
+      </w:r>
+      <w:r>
+        <w:t xml:space="preserve">config/&lt;plugin&gt;Configuration.class.php</w:t>
+      </w:r>
+      <w:r>
+        <w:t xml:space="preserve">5.</w:t>
+      </w:r>
+      <w:r>
+        <w:t xml:space="preserve">Plugin</w:t>
+      </w:r>
+      <w:r>
+        <w:t xml:space="preserve">initialization</w:t>
+      </w:r>
+      <w:r>
+        <w:t xml:space="preserve">Each</w:t>
+      </w:r>
+      <w:r>
+        <w:t xml:space="preserve">plugin's</w:t>
+      </w:r>
+      <w:r>
+        <w:t xml:space="preserve">Configuration</w:t>
+      </w:r>
+      <w:r>
+        <w:t xml:space="preserve">class</w:t>
+      </w:r>
+      <w:r>
+        <w:t xml:space="preserve">initialize()</w:t>
+      </w:r>
+      <w:r>
+        <w:t xml:space="preserve">is</w:t>
+      </w:r>
+      <w:r>
+        <w:t xml:space="preserve">called:</w:t>
+      </w:r>
+      <w:r>
+        <w:t xml:space="preserve">•</w:t>
+      </w:r>
+      <w:r>
+        <w:t xml:space="preserve">Register</w:t>
+      </w:r>
+      <w:r>
+        <w:t xml:space="preserve">hooks</w:t>
+      </w:r>
+      <w:r>
+        <w:t xml:space="preserve">via</w:t>
+      </w:r>
+      <w:r>
+        <w:t xml:space="preserve">AhgHooks::register(…)</w:t>
+      </w:r>
+      <w:r>
+        <w:t xml:space="preserve">•</w:t>
+      </w:r>
+      <w:r>
+        <w:t xml:space="preserve">Register</w:t>
+      </w:r>
+      <w:r>
+        <w:t xml:space="preserve">capabilities</w:t>
+      </w:r>
+      <w:r>
+        <w:t xml:space="preserve">via</w:t>
+      </w:r>
+      <w:r>
+        <w:t xml:space="preserve">AhgCapabilities::register(…)</w:t>
+      </w:r>
+      <w:r>
+        <w:t xml:space="preserve">•</w:t>
+      </w:r>
+      <w:r>
+        <w:t xml:space="preserve">Register</w:t>
+      </w:r>
+      <w:r>
+        <w:t xml:space="preserve">panels</w:t>
+      </w:r>
+      <w:r>
+        <w:t xml:space="preserve">via</w:t>
+      </w:r>
+      <w:r>
+        <w:t xml:space="preserve">AhgPanels::register(…)</w:t>
+      </w:r>
+      <w:r>
+        <w:t xml:space="preserve">•</w:t>
+      </w:r>
+      <w:r>
+        <w:t xml:space="preserve">Set</w:t>
+      </w:r>
+      <w:r>
+        <w:t xml:space="preserve">sector</w:t>
+      </w:r>
+      <w:r>
+        <w:t xml:space="preserve">profile</w:t>
+      </w:r>
+      <w:r>
+        <w:t xml:space="preserve">via</w:t>
+      </w:r>
+      <w:r>
+        <w:t xml:space="preserve">AhgSectorProfile::register(…)</w:t>
+      </w:r>
+      <w:r>
+        <w:t xml:space="preserve">6.</w:t>
+      </w:r>
+      <w:r>
+        <w:t xml:space="preserve">Request</w:t>
+      </w:r>
+      <w:r>
+        <w:t xml:space="preserve">handled</w:t>
+      </w:r>
+      <w:r>
+        <w:t xml:space="preserve">Symfony</w:t>
+      </w:r>
+      <w:r>
+        <w:t xml:space="preserve">routes</w:t>
+      </w:r>
+      <w:r>
+        <w:t xml:space="preserve">request</w:t>
+      </w:r>
+      <w:r>
+        <w:t xml:space="preserve">to</w:t>
+      </w:r>
+      <w:r>
+        <w:t xml:space="preserve">appropriate</w:t>
+      </w:r>
+      <w:r>
+        <w:t xml:space="preserve">module/action</w:t>
+      </w:r>
+      <w:r>
+        <w:t xml:space="preserve">Action</w:t>
+      </w:r>
+      <w:r>
+        <w:t xml:space="preserve">can</w:t>
+      </w:r>
+      <w:r>
+        <w:t xml:space="preserve">query</w:t>
+      </w:r>
+      <w:r>
+        <w:t xml:space="preserve">extension</w:t>
+      </w:r>
+      <w:r>
+        <w:t xml:space="preserve">data</w:t>
+      </w:r>
+      <w:r>
+        <w:t xml:space="preserve">via</w:t>
+      </w:r>
+      <w:r>
+        <w:t xml:space="preserve">Laravel</w:t>
+      </w:r>
+      <w:r>
+        <w:t xml:space="preserve">Query</w:t>
+      </w:r>
+      <w:r>
+        <w:t xml:space="preserve">Builder</w:t>
+      </w:r>
+      <w:r>
+        <w:t xml:space="preserve">Templates</w:t>
+      </w:r>
+      <w:r>
+        <w:t xml:space="preserve">render</w:t>
+      </w:r>
+      <w:r>
+        <w:t xml:space="preserve">with</w:t>
+      </w:r>
+      <w:r>
+        <w:t xml:space="preserve">hook/panel</w:t>
+      </w:r>
+      <w:r>
+        <w:t xml:space="preserve">integrations</w:t>
       </w:r>
     </w:p>
     <w:p>
@@ -3331,220 +2825,220 @@
     </w:p>
     <w:p>
       <w:pPr>
-        <w:pStyle w:val="SourceCode"/>
-      </w:pPr>
-      <w:r>
-        <w:rPr>
-          <w:rStyle w:val="VerbatimChar"/>
-        </w:rPr>
+        <w:pStyle w:val="FirstParagraph"/>
+      </w:pPr>
+      <w:r>
         <w:t xml:space="preserve">plugin-name/</w:t>
       </w:r>
       <w:r>
-        <w:br/>
-      </w:r>
-      <w:r>
-        <w:rPr>
-          <w:rStyle w:val="VerbatimChar"/>
-        </w:rPr>
-        <w:t xml:space="preserve">├── config/</w:t>
-      </w:r>
-      <w:r>
-        <w:br/>
-      </w:r>
-      <w:r>
-        <w:rPr>
-          <w:rStyle w:val="VerbatimChar"/>
-        </w:rPr>
-        <w:t xml:space="preserve">│   └── pluginNameConfiguration.class.php    # Plugin initialization</w:t>
-      </w:r>
-      <w:r>
-        <w:br/>
-      </w:r>
-      <w:r>
-        <w:rPr>
-          <w:rStyle w:val="VerbatimChar"/>
-        </w:rPr>
-        <w:t xml:space="preserve">├── database/</w:t>
-      </w:r>
-      <w:r>
-        <w:br/>
-      </w:r>
-      <w:r>
-        <w:rPr>
-          <w:rStyle w:val="VerbatimChar"/>
-        </w:rPr>
-        <w:t xml:space="preserve">│   ├── install.sql                          # Initial schema</w:t>
-      </w:r>
-      <w:r>
-        <w:br/>
-      </w:r>
-      <w:r>
-        <w:rPr>
-          <w:rStyle w:val="VerbatimChar"/>
-        </w:rPr>
-        <w:t xml:space="preserve">│   └── migrations/                          # Version migrations</w:t>
-      </w:r>
-      <w:r>
-        <w:br/>
-      </w:r>
-      <w:r>
-        <w:rPr>
-          <w:rStyle w:val="VerbatimChar"/>
-        </w:rPr>
-        <w:t xml:space="preserve">├── lib/</w:t>
-      </w:r>
-      <w:r>
-        <w:br/>
-      </w:r>
-      <w:r>
-        <w:rPr>
-          <w:rStyle w:val="VerbatimChar"/>
-        </w:rPr>
-        <w:t xml:space="preserve">│   ├── Services/                            # Business logic</w:t>
-      </w:r>
-      <w:r>
-        <w:br/>
-      </w:r>
-      <w:r>
-        <w:rPr>
-          <w:rStyle w:val="VerbatimChar"/>
-        </w:rPr>
-        <w:t xml:space="preserve">│   ├── Repositories/                        # Data access</w:t>
-      </w:r>
-      <w:r>
-        <w:br/>
-      </w:r>
-      <w:r>
-        <w:rPr>
-          <w:rStyle w:val="VerbatimChar"/>
-        </w:rPr>
-        <w:t xml:space="preserve">│   └── Extensions/                          # Extension implementations</w:t>
-      </w:r>
-      <w:r>
-        <w:br/>
-      </w:r>
-      <w:r>
-        <w:rPr>
-          <w:rStyle w:val="VerbatimChar"/>
-        </w:rPr>
-        <w:t xml:space="preserve">├── modules/</w:t>
-      </w:r>
-      <w:r>
-        <w:br/>
-      </w:r>
-      <w:r>
-        <w:rPr>
-          <w:rStyle w:val="VerbatimChar"/>
-        </w:rPr>
-        <w:t xml:space="preserve">│   └── moduleName/</w:t>
-      </w:r>
-      <w:r>
-        <w:br/>
-      </w:r>
-      <w:r>
-        <w:rPr>
-          <w:rStyle w:val="VerbatimChar"/>
-        </w:rPr>
-        <w:t xml:space="preserve">│       ├── actions/                         # ONLY if this plugin OWNS the module</w:t>
-      </w:r>
-      <w:r>
-        <w:br/>
-      </w:r>
-      <w:r>
-        <w:rPr>
-          <w:rStyle w:val="VerbatimChar"/>
-        </w:rPr>
-        <w:t xml:space="preserve">│       │   └── actionName.class.php</w:t>
-      </w:r>
-      <w:r>
-        <w:br/>
-      </w:r>
-      <w:r>
-        <w:rPr>
-          <w:rStyle w:val="VerbatimChar"/>
-        </w:rPr>
-        <w:t xml:space="preserve">│       ├── templates/                       # Can exist without owning module</w:t>
-      </w:r>
-      <w:r>
-        <w:br/>
-      </w:r>
-      <w:r>
-        <w:rPr>
-          <w:rStyle w:val="VerbatimChar"/>
-        </w:rPr>
-        <w:t xml:space="preserve">│       │   └── _partial.php</w:t>
-      </w:r>
-      <w:r>
-        <w:br/>
-      </w:r>
-      <w:r>
-        <w:rPr>
-          <w:rStyle w:val="VerbatimChar"/>
-        </w:rPr>
-        <w:t xml:space="preserve">│       └── config/</w:t>
-      </w:r>
-      <w:r>
-        <w:br/>
-      </w:r>
-      <w:r>
-        <w:rPr>
-          <w:rStyle w:val="VerbatimChar"/>
-        </w:rPr>
-        <w:t xml:space="preserve">│           └── module.yml</w:t>
-      </w:r>
-      <w:r>
-        <w:br/>
-      </w:r>
-      <w:r>
-        <w:rPr>
-          <w:rStyle w:val="VerbatimChar"/>
-        </w:rPr>
-        <w:t xml:space="preserve">├── web/</w:t>
-      </w:r>
-      <w:r>
-        <w:br/>
-      </w:r>
-      <w:r>
-        <w:rPr>
-          <w:rStyle w:val="VerbatimChar"/>
-        </w:rPr>
-        <w:t xml:space="preserve">│   ├── css/                                 # Plugin stylesheets</w:t>
-      </w:r>
-      <w:r>
-        <w:br/>
-      </w:r>
-      <w:r>
-        <w:rPr>
-          <w:rStyle w:val="VerbatimChar"/>
-        </w:rPr>
-        <w:t xml:space="preserve">│   ├── js/                                  # Plugin scripts</w:t>
-      </w:r>
-      <w:r>
-        <w:br/>
-      </w:r>
-      <w:r>
-        <w:rPr>
-          <w:rStyle w:val="VerbatimChar"/>
-        </w:rPr>
-        <w:t xml:space="preserve">│   ├── images/                              # Plugin images</w:t>
-      </w:r>
-      <w:r>
-        <w:br/>
-      </w:r>
-      <w:r>
-        <w:rPr>
-          <w:rStyle w:val="VerbatimChar"/>
-        </w:rPr>
-        <w:t xml:space="preserve">│   └── vendor/                              # Third-party assets</w:t>
-      </w:r>
-      <w:r>
-        <w:br/>
-      </w:r>
-      <w:r>
-        <w:rPr>
-          <w:rStyle w:val="VerbatimChar"/>
-        </w:rPr>
-        <w:t xml:space="preserve">└── extension.json                           # Plugin metadata</w:t>
+        <w:t xml:space="preserve">config/</w:t>
+      </w:r>
+      <w:r>
+        <w:t xml:space="preserve">pluginNameConfiguration.class.php</w:t>
+      </w:r>
+      <w:r>
+        <w:t xml:space="preserve">#</w:t>
+      </w:r>
+      <w:r>
+        <w:t xml:space="preserve">Plugin</w:t>
+      </w:r>
+      <w:r>
+        <w:t xml:space="preserve">initialization</w:t>
+      </w:r>
+      <w:r>
+        <w:t xml:space="preserve">database/</w:t>
+      </w:r>
+      <w:r>
+        <w:t xml:space="preserve">install.sql</w:t>
+      </w:r>
+      <w:r>
+        <w:t xml:space="preserve">#</w:t>
+      </w:r>
+      <w:r>
+        <w:t xml:space="preserve">Initial</w:t>
+      </w:r>
+      <w:r>
+        <w:t xml:space="preserve">schema</w:t>
+      </w:r>
+      <w:r>
+        <w:t xml:space="preserve">migrations/</w:t>
+      </w:r>
+      <w:r>
+        <w:t xml:space="preserve">#</w:t>
+      </w:r>
+      <w:r>
+        <w:t xml:space="preserve">Version</w:t>
+      </w:r>
+      <w:r>
+        <w:t xml:space="preserve">migrations</w:t>
+      </w:r>
+      <w:r>
+        <w:t xml:space="preserve">lib/</w:t>
+      </w:r>
+      <w:r>
+        <w:t xml:space="preserve">Services/</w:t>
+      </w:r>
+      <w:r>
+        <w:t xml:space="preserve">#</w:t>
+      </w:r>
+      <w:r>
+        <w:t xml:space="preserve">Business</w:t>
+      </w:r>
+      <w:r>
+        <w:t xml:space="preserve">logic</w:t>
+      </w:r>
+      <w:r>
+        <w:t xml:space="preserve">Repositories/</w:t>
+      </w:r>
+      <w:r>
+        <w:t xml:space="preserve">#</w:t>
+      </w:r>
+      <w:r>
+        <w:t xml:space="preserve">Data</w:t>
+      </w:r>
+      <w:r>
+        <w:t xml:space="preserve">access</w:t>
+      </w:r>
+      <w:r>
+        <w:t xml:space="preserve">Extensions/</w:t>
+      </w:r>
+      <w:r>
+        <w:t xml:space="preserve">#</w:t>
+      </w:r>
+      <w:r>
+        <w:t xml:space="preserve">Extension</w:t>
+      </w:r>
+      <w:r>
+        <w:t xml:space="preserve">implementations</w:t>
+      </w:r>
+      <w:r>
+        <w:t xml:space="preserve">modules/</w:t>
+      </w:r>
+      <w:r>
+        <w:t xml:space="preserve">moduleName/</w:t>
+      </w:r>
+      <w:r>
+        <w:t xml:space="preserve">actions/</w:t>
+      </w:r>
+      <w:r>
+        <w:t xml:space="preserve">#</w:t>
+      </w:r>
+      <w:r>
+        <w:t xml:space="preserve">ONLY</w:t>
+      </w:r>
+      <w:r>
+        <w:t xml:space="preserve">if</w:t>
+      </w:r>
+      <w:r>
+        <w:t xml:space="preserve">this</w:t>
+      </w:r>
+      <w:r>
+        <w:t xml:space="preserve">plugin</w:t>
+      </w:r>
+      <w:r>
+        <w:t xml:space="preserve">OWNS</w:t>
+      </w:r>
+      <w:r>
+        <w:t xml:space="preserve">the</w:t>
+      </w:r>
+      <w:r>
+        <w:t xml:space="preserve">module</w:t>
+      </w:r>
+      <w:r>
+        <w:t xml:space="preserve">actionName.class.php</w:t>
+      </w:r>
+      <w:r>
+        <w:t xml:space="preserve">templates/</w:t>
+      </w:r>
+      <w:r>
+        <w:t xml:space="preserve">#</w:t>
+      </w:r>
+      <w:r>
+        <w:t xml:space="preserve">Can</w:t>
+      </w:r>
+      <w:r>
+        <w:t xml:space="preserve">exist</w:t>
+      </w:r>
+      <w:r>
+        <w:t xml:space="preserve">without</w:t>
+      </w:r>
+      <w:r>
+        <w:t xml:space="preserve">owning</w:t>
+      </w:r>
+      <w:r>
+        <w:t xml:space="preserve">module</w:t>
+      </w:r>
+      <w:r>
+        <w:t xml:space="preserve">_partial.php</w:t>
+      </w:r>
+      <w:r>
+        <w:t xml:space="preserve">config/</w:t>
+      </w:r>
+      <w:r>
+        <w:t xml:space="preserve">module.yml</w:t>
+      </w:r>
+      <w:r>
+        <w:t xml:space="preserve">web/</w:t>
+      </w:r>
+      <w:r>
+        <w:t xml:space="preserve">css/</w:t>
+      </w:r>
+      <w:r>
+        <w:t xml:space="preserve">#</w:t>
+      </w:r>
+      <w:r>
+        <w:t xml:space="preserve">Plugin</w:t>
+      </w:r>
+      <w:r>
+        <w:t xml:space="preserve">stylesheets</w:t>
+      </w:r>
+      <w:r>
+        <w:t xml:space="preserve">js/</w:t>
+      </w:r>
+      <w:r>
+        <w:t xml:space="preserve">#</w:t>
+      </w:r>
+      <w:r>
+        <w:t xml:space="preserve">Plugin</w:t>
+      </w:r>
+      <w:r>
+        <w:t xml:space="preserve">scripts</w:t>
+      </w:r>
+      <w:r>
+        <w:t xml:space="preserve">images/</w:t>
+      </w:r>
+      <w:r>
+        <w:t xml:space="preserve">#</w:t>
+      </w:r>
+      <w:r>
+        <w:t xml:space="preserve">Plugin</w:t>
+      </w:r>
+      <w:r>
+        <w:t xml:space="preserve">images</w:t>
+      </w:r>
+      <w:r>
+        <w:t xml:space="preserve">vendor/</w:t>
+      </w:r>
+      <w:r>
+        <w:t xml:space="preserve">#</w:t>
+      </w:r>
+      <w:r>
+        <w:t xml:space="preserve">Third-party</w:t>
+      </w:r>
+      <w:r>
+        <w:t xml:space="preserve">assets</w:t>
+      </w:r>
+      <w:r>
+        <w:t xml:space="preserve">extension.json</w:t>
+      </w:r>
+      <w:r>
+        <w:t xml:space="preserve">#</w:t>
+      </w:r>
+      <w:r>
+        <w:t xml:space="preserve">Plugin</w:t>
+      </w:r>
+      <w:r>
+        <w:t xml:space="preserve">metadata</w:t>
       </w:r>
     </w:p>
     <w:p>
@@ -3578,7 +3072,7 @@
         <w:pStyle w:val="FirstParagraph"/>
       </w:pPr>
       <w:r>
-        <w:t xml:space="preserve">Sector plugins (Gallery, Museum, DAM) and shared menus (theme, reports) contain links to features provided by optional capability plugins (Spectrum, Provenance, GRAP, etc.). When those plugins are disabled, the links become broken (404 errors or blank pages).</w:t>
+        <w:t xml:space="preserve">Sector plugins (Gallery, Museum, DAM) and shared menus (theme, reports) contain links to features provided by optional capability plugins (Collections Procedures, Provenance, GRAP, etc.). When those plugins are disabled, the links become broken (404 errors or blank pages).</w:t>
       </w:r>
     </w:p>
     <w:bookmarkEnd w:id="33"/>
@@ -4471,13 +3965,13 @@
         <w:rPr>
           <w:rStyle w:val="ConstantTok"/>
         </w:rPr>
-        <w:t xml:space="preserve">SPECTRUM</w:t>
-      </w:r>
-      <w:r>
-        <w:rPr>
-          <w:rStyle w:val="NormalTok"/>
-        </w:rPr>
-        <w:t xml:space="preserve"> </w:t>
+        <w:t xml:space="preserve">C</w:t>
+      </w:r>
+      <w:r>
+        <w:rPr>
+          <w:rStyle w:val="NormalTok"/>
+        </w:rPr>
+        <w:t xml:space="preserve">ollections </w:t>
       </w:r>
       <w:r>
         <w:rPr>
@@ -4584,220 +4078,130 @@
     </w:p>
     <w:p>
       <w:pPr>
-        <w:pStyle w:val="SourceCode"/>
-      </w:pPr>
-      <w:r>
-        <w:rPr>
-          <w:rStyle w:val="VerbatimChar"/>
-        </w:rPr>
-        <w:t xml:space="preserve">┌─────────────────────────────────────────────────────────────────────────────────┐</w:t>
-      </w:r>
-      <w:r>
-        <w:br/>
-      </w:r>
-      <w:r>
-        <w:rPr>
-          <w:rStyle w:val="VerbatimChar"/>
-        </w:rPr>
-        <w:t xml:space="preserve">│                         MODULE → PLUGIN MAPPING                                  │</w:t>
-      </w:r>
-      <w:r>
-        <w:br/>
-      </w:r>
-      <w:r>
-        <w:rPr>
-          <w:rStyle w:val="VerbatimChar"/>
-        </w:rPr>
-        <w:t xml:space="preserve">├─────────────────────────────────────────────────────────────────────────────────┤</w:t>
-      </w:r>
-      <w:r>
-        <w:br/>
-      </w:r>
-      <w:r>
-        <w:rPr>
-          <w:rStyle w:val="VerbatimChar"/>
-        </w:rPr>
-        <w:t xml:space="preserve">│                                                                                  │</w:t>
-      </w:r>
-      <w:r>
-        <w:br/>
-      </w:r>
-      <w:r>
-        <w:rPr>
-          <w:rStyle w:val="VerbatimChar"/>
-        </w:rPr>
-        <w:t xml:space="preserve">│  Module Name     │ Plugin Name               │ Check Expression                 │</w:t>
-      </w:r>
-      <w:r>
-        <w:br/>
-      </w:r>
-      <w:r>
-        <w:rPr>
-          <w:rStyle w:val="VerbatimChar"/>
-        </w:rPr>
-        <w:t xml:space="preserve">│  ─────────────────┼───────────────────────────┼──────────────────────────────── │</w:t>
-      </w:r>
-      <w:r>
-        <w:br/>
-      </w:r>
-      <w:r>
-        <w:rPr>
-          <w:rStyle w:val="VerbatimChar"/>
-        </w:rPr>
-        <w:t xml:space="preserve">│  spectrum        │ ahgSpectrumPlugin          │ ahg_is_plugin_enabled(           │</w:t>
-      </w:r>
-      <w:r>
-        <w:br/>
-      </w:r>
-      <w:r>
-        <w:rPr>
-          <w:rStyle w:val="VerbatimChar"/>
-        </w:rPr>
-        <w:t xml:space="preserve">│                  │                            │   'ahgSpectrumPlugin')           │</w:t>
-      </w:r>
-      <w:r>
-        <w:br/>
-      </w:r>
-      <w:r>
-        <w:rPr>
-          <w:rStyle w:val="VerbatimChar"/>
-        </w:rPr>
-        <w:t xml:space="preserve">│  cco             │ ahgProvenancePlugin        │ ahg_is_plugin_enabled(           │</w:t>
-      </w:r>
-      <w:r>
-        <w:br/>
-      </w:r>
-      <w:r>
-        <w:rPr>
-          <w:rStyle w:val="VerbatimChar"/>
-        </w:rPr>
-        <w:t xml:space="preserve">│                  │                            │   'ahgProvenancePlugin')         │</w:t>
-      </w:r>
-      <w:r>
-        <w:br/>
-      </w:r>
-      <w:r>
-        <w:rPr>
-          <w:rStyle w:val="VerbatimChar"/>
-        </w:rPr>
-        <w:t xml:space="preserve">│  grap            │ ahgHeritageAccountingPlugin│ ahg_is_plugin_enabled(           │</w:t>
-      </w:r>
-      <w:r>
-        <w:br/>
-      </w:r>
-      <w:r>
-        <w:rPr>
-          <w:rStyle w:val="VerbatimChar"/>
-        </w:rPr>
-        <w:t xml:space="preserve">│                  │                            │   'ahgHeritageAccountingPlugin') │</w:t>
-      </w:r>
-      <w:r>
-        <w:br/>
-      </w:r>
-      <w:r>
-        <w:rPr>
-          <w:rStyle w:val="VerbatimChar"/>
-        </w:rPr>
-        <w:t xml:space="preserve">│  oais            │ ahgPreservationPlugin      │ ahg_is_plugin_enabled(           │</w:t>
-      </w:r>
-      <w:r>
-        <w:br/>
-      </w:r>
-      <w:r>
-        <w:rPr>
-          <w:rStyle w:val="VerbatimChar"/>
-        </w:rPr>
-        <w:t xml:space="preserve">│                  │                            │   'ahgPreservationPlugin')       │</w:t>
-      </w:r>
-      <w:r>
-        <w:br/>
-      </w:r>
-      <w:r>
-        <w:rPr>
-          <w:rStyle w:val="VerbatimChar"/>
-        </w:rPr>
-        <w:t xml:space="preserve">│  condition       │ ahgConditionPlugin         │ ahg_is_plugin_enabled(           │</w:t>
-      </w:r>
-      <w:r>
-        <w:br/>
-      </w:r>
-      <w:r>
-        <w:rPr>
-          <w:rStyle w:val="VerbatimChar"/>
-        </w:rPr>
-        <w:t xml:space="preserve">│                  │                            │   'ahgConditionPlugin')          │</w:t>
-      </w:r>
-      <w:r>
-        <w:br/>
-      </w:r>
-      <w:r>
-        <w:rPr>
-          <w:rStyle w:val="VerbatimChar"/>
-        </w:rPr>
-        <w:t xml:space="preserve">│  loan            │ ahgLoanPlugin              │ ahg_is_plugin_enabled(           │</w:t>
-      </w:r>
-      <w:r>
-        <w:br/>
-      </w:r>
-      <w:r>
-        <w:rPr>
-          <w:rStyle w:val="VerbatimChar"/>
-        </w:rPr>
-        <w:t xml:space="preserve">│                  │                            │   'ahgLoanPlugin')               │</w:t>
-      </w:r>
-      <w:r>
-        <w:br/>
-      </w:r>
-      <w:r>
-        <w:rPr>
-          <w:rStyle w:val="VerbatimChar"/>
-        </w:rPr>
-        <w:t xml:space="preserve">│  research        │ ahgResearchPlugin          │ ahg_is_plugin_enabled(           │</w:t>
-      </w:r>
-      <w:r>
-        <w:br/>
-      </w:r>
-      <w:r>
-        <w:rPr>
-          <w:rStyle w:val="VerbatimChar"/>
-        </w:rPr>
-        <w:t xml:space="preserve">│                  │                            │   'ahgResearchPlugin')           │</w:t>
-      </w:r>
-      <w:r>
-        <w:br/>
-      </w:r>
-      <w:r>
-        <w:rPr>
-          <w:rStyle w:val="VerbatimChar"/>
-        </w:rPr>
-        <w:t xml:space="preserve">│  3dmodel         │ ahg3DModelPlugin           │ ahg_is_plugin_enabled(           │</w:t>
-      </w:r>
-      <w:r>
-        <w:br/>
-      </w:r>
-      <w:r>
-        <w:rPr>
-          <w:rStyle w:val="VerbatimChar"/>
-        </w:rPr>
-        <w:t xml:space="preserve">│                  │                            │   'ahg3DModelPlugin')            │</w:t>
-      </w:r>
-      <w:r>
-        <w:br/>
-      </w:r>
-      <w:r>
-        <w:rPr>
-          <w:rStyle w:val="VerbatimChar"/>
-        </w:rPr>
-        <w:t xml:space="preserve">│                                                                                  │</w:t>
-      </w:r>
-      <w:r>
-        <w:br/>
-      </w:r>
-      <w:r>
-        <w:rPr>
-          <w:rStyle w:val="VerbatimChar"/>
-        </w:rPr>
-        <w:t xml:space="preserve">└─────────────────────────────────────────────────────────────────────────────────┘</w:t>
+        <w:pStyle w:val="BodyText"/>
+      </w:pPr>
+      <w:r>
+        <w:t xml:space="preserve">MODULE</w:t>
+      </w:r>
+      <w:r>
+        <w:t xml:space="preserve">PLUGIN</w:t>
+      </w:r>
+      <w:r>
+        <w:t xml:space="preserve">MAPPING</w:t>
+      </w:r>
+      <w:r>
+        <w:t xml:space="preserve">Module</w:t>
+      </w:r>
+      <w:r>
+        <w:t xml:space="preserve">Name</w:t>
+      </w:r>
+      <w:r>
+        <w:t xml:space="preserve">Plugin</w:t>
+      </w:r>
+      <w:r>
+        <w:t xml:space="preserve">Name</w:t>
+      </w:r>
+      <w:r>
+        <w:t xml:space="preserve">Check</w:t>
+      </w:r>
+      <w:r>
+        <w:t xml:space="preserve">Expression</w:t>
+      </w:r>
+      <w:r>
+        <w:t xml:space="preserve">spectrum</w:t>
+      </w:r>
+      <w:r>
+        <w:t xml:space="preserve">ahgSpectrumPlugin</w:t>
+      </w:r>
+      <w:r>
+        <w:t xml:space="preserve">ahg_is_plugin_enabled(</w:t>
+      </w:r>
+      <w:r>
+        <w:t xml:space="preserve">'ahgSpectrumPlugin')</w:t>
+      </w:r>
+      <w:r>
+        <w:t xml:space="preserve">cco</w:t>
+      </w:r>
+      <w:r>
+        <w:t xml:space="preserve">ahgProvenancePlugin</w:t>
+      </w:r>
+      <w:r>
+        <w:t xml:space="preserve">ahg_is_plugin_enabled(</w:t>
+      </w:r>
+      <w:r>
+        <w:t xml:space="preserve">'ahgProvenancePlugin')</w:t>
+      </w:r>
+      <w:r>
+        <w:t xml:space="preserve">grap</w:t>
+      </w:r>
+      <w:r>
+        <w:t xml:space="preserve">ahgHeritageAccountingPlugin</w:t>
+      </w:r>
+      <w:r>
+        <w:t xml:space="preserve">ahg_is_plugin_enabled(</w:t>
+      </w:r>
+      <w:r>
+        <w:t xml:space="preserve">'ahgHeritageAccountingPlugin')</w:t>
+      </w:r>
+      <w:r>
+        <w:t xml:space="preserve">oais</w:t>
+      </w:r>
+      <w:r>
+        <w:t xml:space="preserve">ahgPreservationPlugin</w:t>
+      </w:r>
+      <w:r>
+        <w:t xml:space="preserve">ahg_is_plugin_enabled(</w:t>
+      </w:r>
+      <w:r>
+        <w:t xml:space="preserve">'ahgPreservationPlugin')</w:t>
+      </w:r>
+      <w:r>
+        <w:t xml:space="preserve">condition</w:t>
+      </w:r>
+      <w:r>
+        <w:t xml:space="preserve">ahgConditionPlugin</w:t>
+      </w:r>
+      <w:r>
+        <w:t xml:space="preserve">ahg_is_plugin_enabled(</w:t>
+      </w:r>
+      <w:r>
+        <w:t xml:space="preserve">'ahgConditionPlugin')</w:t>
+      </w:r>
+      <w:r>
+        <w:t xml:space="preserve">loan</w:t>
+      </w:r>
+      <w:r>
+        <w:t xml:space="preserve">ahgLoanPlugin</w:t>
+      </w:r>
+      <w:r>
+        <w:t xml:space="preserve">ahg_is_plugin_enabled(</w:t>
+      </w:r>
+      <w:r>
+        <w:t xml:space="preserve">'ahgLoanPlugin')</w:t>
+      </w:r>
+      <w:r>
+        <w:t xml:space="preserve">research</w:t>
+      </w:r>
+      <w:r>
+        <w:t xml:space="preserve">ahgResearchPlugin</w:t>
+      </w:r>
+      <w:r>
+        <w:t xml:space="preserve">ahg_is_plugin_enabled(</w:t>
+      </w:r>
+      <w:r>
+        <w:t xml:space="preserve">'ahgResearchPlugin')</w:t>
+      </w:r>
+      <w:r>
+        <w:t xml:space="preserve">3dmodel</w:t>
+      </w:r>
+      <w:r>
+        <w:t xml:space="preserve">ahg3DModelPlugin</w:t>
+      </w:r>
+      <w:r>
+        <w:t xml:space="preserve">ahg_is_plugin_enabled(</w:t>
+      </w:r>
+      <w:r>
+        <w:t xml:space="preserve">'ahg3DModelPlugin')</w:t>
       </w:r>
     </w:p>
     <w:bookmarkEnd w:id="36"/>
@@ -5879,7 +5283,7 @@
   <w:docDefaults>
     <w:rPrDefault>
       <w:rPr>
-        <w:rFonts w:ascii="Arial" w:cs="Arial" w:eastAsia="Arial" w:hAnsi="Arial"/>
+        <w:rFonts w:asciiTheme="minorHAnsi" w:cstheme="minorBidi" w:eastAsiaTheme="minorHAnsi" w:hAnsiTheme="minorHAnsi"/>
         <w:sz w:val="24"/>
         <w:szCs w:val="24"/>
         <w:lang w:bidi="ar-SA" w:eastAsia="en-US" w:val="en-US"/>
@@ -5887,7 +5291,7 @@
     </w:rPrDefault>
     <w:pPrDefault>
       <w:pPr>
-        <w:spacing w:after="200" w:line="360" w:lineRule="auto"/>
+        <w:spacing w:after="200"/>
       </w:pPr>
     </w:pPrDefault>
   </w:docDefaults>
@@ -6640,7 +6044,7 @@
     </a:clrScheme>
     <a:fontScheme name="Office">
       <a:majorFont>
-        <a:latin typeface="Arial"/>
+        <a:latin typeface="Calibri"/>
         <a:ea typeface=""/>
         <a:cs typeface=""/>
         <a:font script="Jpan" typeface="ＭＳ ゴシック"/>
@@ -6674,7 +6078,7 @@
         <a:font script="Uigh" typeface="Microsoft Uighur"/>
       </a:majorFont>
       <a:minorFont>
-        <a:latin typeface="Arial"/>
+        <a:latin typeface="Cambria"/>
         <a:ea typeface=""/>
         <a:cs typeface=""/>
         <a:font script="Jpan" typeface="ＭＳ 明朝"/>
